--- a/other/表格设计.docx
+++ b/other/表格设计.docx
@@ -2441,11 +2441,6 @@
       </w:r>
     </w:p>
     <w:p>
-      <w:pPr>
-        <w:rPr>
-          <w:rFonts w:hint="eastAsia"/>
-        </w:rPr>
-      </w:pPr>
       <w:r>
         <w:rPr>
           <w:rFonts w:hint="eastAsia"/>

--- a/other/表格设计.docx
+++ b/other/表格设计.docx
@@ -143,29 +143,10 @@
         <w:rPr>
           <w:rFonts w:hint="eastAsia"/>
         </w:rPr>
-        <w:t>2、模型id（</w:t>
-      </w:r>
-      <w:proofErr w:type="spellStart"/>
-      <w:r>
-        <w:rPr>
-          <w:rFonts w:hint="eastAsia"/>
-        </w:rPr>
-        <w:t>fk</w:t>
-      </w:r>
-      <w:proofErr w:type="spellEnd"/>
-      <w:r>
-        <w:rPr>
-          <w:rFonts w:hint="eastAsia"/>
-        </w:rPr>
-        <w:t xml:space="preserve"> 模型表.id）</w:t>
-      </w:r>
-    </w:p>
-    <w:p>
-      <w:pPr>
-        <w:rPr>
-          <w:rFonts w:hint="eastAsia"/>
-        </w:rPr>
-      </w:pPr>
+        <w:t>2、模型id（fk 模型表.id）</w:t>
+      </w:r>
+    </w:p>
+    <w:p>
       <w:r>
         <w:rPr>
           <w:rFonts w:hint="eastAsia"/>
@@ -174,6 +155,24 @@
       </w:r>
     </w:p>
     <w:p>
+      <w:pPr>
+        <w:rPr>
+          <w:rFonts w:hint="eastAsia"/>
+        </w:rPr>
+      </w:pPr>
+      <w:r>
+        <w:rPr>
+          <w:rFonts w:hint="eastAsia"/>
+        </w:rPr>
+        <w:t>4、更新时间</w:t>
+      </w:r>
+    </w:p>
+    <w:p>
+      <w:pPr>
+        <w:rPr>
+          <w:rFonts w:hint="eastAsia"/>
+        </w:rPr>
+      </w:pPr>
       <w:r>
         <w:rPr>
           <w:rFonts w:hint="eastAsia"/>
@@ -237,48 +236,20 @@
         <w:rPr>
           <w:rFonts w:hint="eastAsia"/>
         </w:rPr>
-        <w:t>2、模型版本（</w:t>
-      </w:r>
-      <w:proofErr w:type="spellStart"/>
-      <w:r>
-        <w:rPr>
-          <w:rFonts w:hint="eastAsia"/>
-        </w:rPr>
-        <w:t>fk</w:t>
-      </w:r>
-      <w:proofErr w:type="spellEnd"/>
-      <w:r>
-        <w:rPr>
-          <w:rFonts w:hint="eastAsia"/>
-        </w:rPr>
-        <w:t xml:space="preserve"> 模型版本表.id)；</w:t>
-      </w:r>
-    </w:p>
-    <w:p>
-      <w:pPr>
-        <w:rPr>
-          <w:rFonts w:hint="eastAsia"/>
-        </w:rPr>
-      </w:pPr>
-      <w:r>
-        <w:rPr>
-          <w:rFonts w:hint="eastAsia"/>
-        </w:rPr>
-        <w:t>3、模型授权（</w:t>
-      </w:r>
-      <w:proofErr w:type="spellStart"/>
-      <w:r>
-        <w:rPr>
-          <w:rFonts w:hint="eastAsia"/>
-        </w:rPr>
-        <w:t>fk</w:t>
-      </w:r>
-      <w:proofErr w:type="spellEnd"/>
-      <w:r>
-        <w:rPr>
-          <w:rFonts w:hint="eastAsia"/>
-        </w:rPr>
-        <w:t xml:space="preserve"> 产品授权表.id);</w:t>
+        <w:t>2、模型版本（fk 模型版本表.id)；</w:t>
+      </w:r>
+    </w:p>
+    <w:p>
+      <w:pPr>
+        <w:rPr>
+          <w:rFonts w:hint="eastAsia"/>
+        </w:rPr>
+      </w:pPr>
+      <w:r>
+        <w:rPr>
+          <w:rFonts w:hint="eastAsia"/>
+        </w:rPr>
+        <w:t>3、模型授权（fk 产品授权表.id);</w:t>
       </w:r>
     </w:p>
     <w:p>
@@ -354,6 +325,11 @@
       </w:r>
     </w:p>
     <w:p>
+      <w:pPr>
+        <w:rPr>
+          <w:rFonts w:hint="eastAsia"/>
+        </w:rPr>
+      </w:pPr>
       <w:r>
         <w:rPr>
           <w:rFonts w:hint="eastAsia"/>
@@ -456,21 +432,7 @@
         <w:rPr>
           <w:rFonts w:hint="eastAsia"/>
         </w:rPr>
-        <w:t>5、用户角色(“</w:t>
-      </w:r>
-      <w:proofErr w:type="spellStart"/>
-      <w:r>
-        <w:rPr>
-          <w:rFonts w:hint="eastAsia"/>
-        </w:rPr>
-        <w:t>SuperUser</w:t>
-      </w:r>
-      <w:proofErr w:type="spellEnd"/>
-      <w:r>
-        <w:rPr>
-          <w:rFonts w:hint="eastAsia"/>
-        </w:rPr>
-        <w:t>”,'模型工程师','软件工程师','访客') //多重角色</w:t>
+        <w:t>5、用户角色(“SuperUser”,'模型工程师','软件工程师','访客') //多重角色</w:t>
       </w:r>
     </w:p>
     <w:p>
@@ -1006,21 +968,7 @@
         <w:rPr>
           <w:rFonts w:hint="eastAsia"/>
         </w:rPr>
-        <w:t>6、更新内容（文本，后期自动生成</w:t>
-      </w:r>
-      <w:proofErr w:type="spellStart"/>
-      <w:r>
-        <w:rPr>
-          <w:rFonts w:hint="eastAsia"/>
-        </w:rPr>
-        <w:t>UpdateNotes</w:t>
-      </w:r>
-      <w:proofErr w:type="spellEnd"/>
-      <w:r>
-        <w:rPr>
-          <w:rFonts w:hint="eastAsia"/>
-        </w:rPr>
-        <w:t>）；</w:t>
+        <w:t>6、更新内容（文本，后期自动生成UpdateNotes）；</w:t>
       </w:r>
     </w:p>
     <w:p>
@@ -1066,21 +1014,7 @@
         <w:rPr>
           <w:rFonts w:hint="eastAsia"/>
         </w:rPr>
-        <w:t>9、升级后模型版本(</w:t>
-      </w:r>
-      <w:proofErr w:type="spellStart"/>
-      <w:r>
-        <w:rPr>
-          <w:rFonts w:hint="eastAsia"/>
-        </w:rPr>
-        <w:t>fk</w:t>
-      </w:r>
-      <w:proofErr w:type="spellEnd"/>
-      <w:r>
-        <w:rPr>
-          <w:rFonts w:hint="eastAsia"/>
-        </w:rPr>
-        <w:t xml:space="preserve"> 模型版本表.id）；</w:t>
+        <w:t>9、升级后模型版本(fk 模型版本表.id）；</w:t>
       </w:r>
     </w:p>
     <w:p>
@@ -1139,6 +1073,7 @@
         <w:rPr>
           <w:rFonts w:hint="eastAsia"/>
         </w:rPr>
+        <w:lastRenderedPageBreak/>
         <w:t>1、ID</w:t>
       </w:r>
     </w:p>
@@ -1152,281 +1087,1712 @@
         <w:rPr>
           <w:rFonts w:hint="eastAsia"/>
         </w:rPr>
+        <w:t>2、工单ID(FK)</w:t>
+      </w:r>
+    </w:p>
+    <w:p>
+      <w:pPr>
+        <w:rPr>
+          <w:rFonts w:hint="eastAsia"/>
+        </w:rPr>
+      </w:pPr>
+      <w:r>
+        <w:rPr>
+          <w:rFonts w:hint="eastAsia"/>
+        </w:rPr>
+        <w:t>3、对应协调单（填单号/NA）；</w:t>
+      </w:r>
+    </w:p>
+    <w:p>
+      <w:pPr>
+        <w:rPr>
+          <w:rFonts w:hint="eastAsia"/>
+        </w:rPr>
+      </w:pPr>
+      <w:r>
+        <w:rPr>
+          <w:rFonts w:hint="eastAsia"/>
+        </w:rPr>
+        <w:t>4、更新内容（文本，后期自动生成UpdateNotes）；</w:t>
+      </w:r>
+    </w:p>
+    <w:p>
+      <w:pPr>
+        <w:rPr>
+          <w:rFonts w:hint="eastAsia"/>
+        </w:rPr>
+      </w:pPr>
+      <w:r>
+        <w:rPr>
+          <w:rFonts w:hint="eastAsia"/>
+        </w:rPr>
+        <w:t>5、封装要求（文本）；</w:t>
+      </w:r>
+    </w:p>
+    <w:p>
+      <w:pPr>
+        <w:rPr>
+          <w:rFonts w:hint="eastAsia"/>
+        </w:rPr>
+      </w:pPr>
+      <w:r>
+        <w:rPr>
+          <w:rFonts w:hint="eastAsia"/>
+        </w:rPr>
+        <w:t>6、接口是否变化（是/否）；</w:t>
+      </w:r>
+    </w:p>
+    <w:p>
+      <w:pPr>
+        <w:rPr>
+          <w:rFonts w:hint="eastAsia"/>
+        </w:rPr>
+      </w:pPr>
+      <w:r>
+        <w:rPr>
+          <w:rFonts w:hint="eastAsia"/>
+        </w:rPr>
+        <w:t>7、目标客户（文本）(fk)；</w:t>
+      </w:r>
+    </w:p>
+    <w:p>
+      <w:pPr>
+        <w:rPr>
+          <w:rFonts w:hint="eastAsia"/>
+        </w:rPr>
+      </w:pPr>
+      <w:r>
+        <w:rPr>
+          <w:rFonts w:hint="eastAsia"/>
+        </w:rPr>
+        <w:t>9、是否通过CAE平台验证（是/否）；</w:t>
+      </w:r>
+    </w:p>
+    <w:p>
+      <w:pPr>
+        <w:rPr>
+          <w:rFonts w:hint="eastAsia"/>
+        </w:rPr>
+      </w:pPr>
+      <w:r>
+        <w:rPr>
+          <w:rFonts w:hint="eastAsia"/>
+        </w:rPr>
+        <w:t>10、当前版本模型是否有敏感信息（是/否）- 若是（文本记录敏感信息）；</w:t>
+      </w:r>
+    </w:p>
+    <w:p>
+      <w:pPr>
+        <w:rPr>
+          <w:rFonts w:hint="eastAsia"/>
+        </w:rPr>
+      </w:pPr>
+    </w:p>
+    <w:p>
+      <w:pPr>
+        <w:rPr>
+          <w:rFonts w:hint="eastAsia"/>
+        </w:rPr>
+      </w:pPr>
+      <w:r>
+        <w:rPr>
+          <w:rFonts w:hint="eastAsia"/>
+        </w:rPr>
+        <w:t>11、升级后模型版本(fk 模型版本表.id）；</w:t>
+      </w:r>
+    </w:p>
+    <w:p>
+      <w:pPr>
+        <w:rPr>
+          <w:rFonts w:hint="eastAsia"/>
+        </w:rPr>
+      </w:pPr>
+      <w:r>
+        <w:rPr>
+          <w:rFonts w:hint="eastAsia"/>
+        </w:rPr>
+        <w:t>12、是否加密（是/否）；</w:t>
+      </w:r>
+    </w:p>
+    <w:p>
+      <w:pPr>
+        <w:rPr>
+          <w:rFonts w:hint="eastAsia"/>
+        </w:rPr>
+      </w:pPr>
+      <w:r>
+        <w:rPr>
+          <w:rFonts w:hint="eastAsia"/>
+        </w:rPr>
+        <w:t>13、外壳号（fk 加密锁表.id)</w:t>
+      </w:r>
+    </w:p>
+    <w:p>
+      <w:pPr>
+        <w:rPr>
+          <w:rFonts w:hint="eastAsia"/>
+        </w:rPr>
+      </w:pPr>
+      <w:r>
+        <w:rPr>
+          <w:rFonts w:hint="eastAsia"/>
+        </w:rPr>
+        <w:t>14、授权ID（fk 产品授权表.id）</w:t>
+      </w:r>
+    </w:p>
+    <w:p>
+      <w:pPr>
+        <w:rPr>
+          <w:rFonts w:hint="eastAsia"/>
+        </w:rPr>
+      </w:pPr>
+      <w:r>
+        <w:rPr>
+          <w:rFonts w:hint="eastAsia"/>
+        </w:rPr>
+        <w:t>15、备注；</w:t>
+      </w:r>
+    </w:p>
+    <w:p>
+      <w:pPr>
+        <w:rPr>
+          <w:rFonts w:hint="eastAsia"/>
+        </w:rPr>
+      </w:pPr>
+    </w:p>
+    <w:p>
+      <w:pPr>
+        <w:rPr>
+          <w:rFonts w:hint="eastAsia"/>
+        </w:rPr>
+      </w:pPr>
+    </w:p>
+    <w:p>
+      <w:pPr>
+        <w:rPr>
+          <w:rFonts w:hint="eastAsia"/>
+        </w:rPr>
+      </w:pPr>
+      <w:r>
+        <w:rPr>
+          <w:rFonts w:hint="eastAsia"/>
+        </w:rPr>
+        <w:t>九、</w:t>
+      </w:r>
+    </w:p>
+    <w:p>
+      <w:pPr>
+        <w:rPr>
+          <w:rFonts w:hint="eastAsia"/>
+        </w:rPr>
+      </w:pPr>
+      <w:r>
+        <w:rPr>
+          <w:rFonts w:hint="eastAsia"/>
+        </w:rPr>
+        <w:t>交付发送工单表</w:t>
+      </w:r>
+    </w:p>
+    <w:p>
+      <w:pPr>
+        <w:rPr>
+          <w:rFonts w:hint="eastAsia"/>
+        </w:rPr>
+      </w:pPr>
+      <w:r>
+        <w:rPr>
+          <w:rFonts w:hint="eastAsia"/>
+        </w:rPr>
+        <w:t>1、ID</w:t>
+      </w:r>
+    </w:p>
+    <w:p>
+      <w:pPr>
+        <w:rPr>
+          <w:rFonts w:hint="eastAsia"/>
+        </w:rPr>
+      </w:pPr>
+      <w:r>
+        <w:rPr>
+          <w:rFonts w:hint="eastAsia"/>
+        </w:rPr>
+        <w:t>2、工单ID(FK)</w:t>
+      </w:r>
+    </w:p>
+    <w:p>
+      <w:pPr>
+        <w:rPr>
+          <w:rFonts w:hint="eastAsia"/>
+        </w:rPr>
+      </w:pPr>
+      <w:r>
+        <w:rPr>
+          <w:rFonts w:hint="eastAsia"/>
+        </w:rPr>
+        <w:t>3、目标客户（fk 客户表.id）；</w:t>
+      </w:r>
+    </w:p>
+    <w:p>
+      <w:pPr>
+        <w:rPr>
+          <w:rFonts w:hint="eastAsia"/>
+        </w:rPr>
+      </w:pPr>
+      <w:r>
+        <w:rPr>
+          <w:rFonts w:hint="eastAsia"/>
+        </w:rPr>
+        <w:t>4、是否通过CAE平台验证（是/否）；</w:t>
+      </w:r>
+    </w:p>
+    <w:p>
+      <w:pPr>
+        <w:rPr>
+          <w:rFonts w:hint="eastAsia"/>
+        </w:rPr>
+      </w:pPr>
+      <w:r>
+        <w:rPr>
+          <w:rFonts w:hint="eastAsia"/>
+        </w:rPr>
+        <w:t>5、当前版本模型是否有敏感信息（是/否）；</w:t>
+      </w:r>
+    </w:p>
+    <w:p>
+      <w:pPr>
+        <w:rPr>
+          <w:rFonts w:hint="eastAsia"/>
+        </w:rPr>
+      </w:pPr>
+    </w:p>
+    <w:p>
+      <w:pPr>
+        <w:rPr>
+          <w:rFonts w:hint="eastAsia"/>
+        </w:rPr>
+      </w:pPr>
+      <w:r>
+        <w:rPr>
+          <w:rFonts w:hint="eastAsia"/>
+        </w:rPr>
+        <w:t>6、是否加密（是/否）；</w:t>
+      </w:r>
+    </w:p>
+    <w:p>
+      <w:pPr>
+        <w:rPr>
+          <w:rFonts w:hint="eastAsia"/>
+        </w:rPr>
+      </w:pPr>
+      <w:r>
+        <w:rPr>
+          <w:rFonts w:hint="eastAsia"/>
+        </w:rPr>
+        <w:t>7、外壳号（fk 加密锁表.id)</w:t>
+      </w:r>
+    </w:p>
+    <w:p>
+      <w:pPr>
+        <w:rPr>
+          <w:rFonts w:hint="eastAsia"/>
+        </w:rPr>
+      </w:pPr>
+      <w:r>
+        <w:rPr>
+          <w:rFonts w:hint="eastAsia"/>
+        </w:rPr>
+        <w:t>8、授权ID（fk 产品授权表.id）</w:t>
+      </w:r>
+    </w:p>
+    <w:p>
+      <w:pPr>
+        <w:rPr>
+          <w:rFonts w:hint="eastAsia"/>
+        </w:rPr>
+      </w:pPr>
+      <w:r>
+        <w:rPr>
+          <w:rFonts w:hint="eastAsia"/>
+        </w:rPr>
+        <w:t>9、备注；</w:t>
+      </w:r>
+    </w:p>
+    <w:p>
+      <w:pPr>
+        <w:rPr>
+          <w:rFonts w:hint="eastAsia"/>
+        </w:rPr>
+      </w:pPr>
+    </w:p>
+    <w:p>
+      <w:pPr>
+        <w:rPr>
+          <w:rFonts w:hint="eastAsia"/>
+        </w:rPr>
+      </w:pPr>
+      <w:r>
+        <w:rPr>
+          <w:rFonts w:hint="eastAsia"/>
+        </w:rPr>
+        <w:t>十、</w:t>
+      </w:r>
+    </w:p>
+    <w:p>
+      <w:pPr>
+        <w:rPr>
+          <w:rFonts w:hint="eastAsia"/>
+        </w:rPr>
+      </w:pPr>
+      <w:r>
+        <w:rPr>
+          <w:rFonts w:hint="eastAsia"/>
+        </w:rPr>
+        <w:t>功能开发工单表</w:t>
+      </w:r>
+    </w:p>
+    <w:p>
+      <w:pPr>
+        <w:rPr>
+          <w:rFonts w:hint="eastAsia"/>
+        </w:rPr>
+      </w:pPr>
+      <w:r>
+        <w:rPr>
+          <w:rFonts w:hint="eastAsia"/>
+        </w:rPr>
+        <w:t>1、ID</w:t>
+      </w:r>
+    </w:p>
+    <w:p>
+      <w:pPr>
+        <w:rPr>
+          <w:rFonts w:hint="eastAsia"/>
+        </w:rPr>
+      </w:pPr>
+      <w:r>
+        <w:rPr>
+          <w:rFonts w:hint="eastAsia"/>
+        </w:rPr>
+        <w:t>2、工单ID(FK)</w:t>
+      </w:r>
+    </w:p>
+    <w:p>
+      <w:pPr>
+        <w:rPr>
+          <w:rFonts w:hint="eastAsia"/>
+        </w:rPr>
+      </w:pPr>
+      <w:r>
+        <w:rPr>
+          <w:rFonts w:hint="eastAsia"/>
+        </w:rPr>
+        <w:t>3、功能描述(创建时)（文本）；</w:t>
+      </w:r>
+    </w:p>
+    <w:p>
+      <w:pPr>
+        <w:rPr>
+          <w:rFonts w:hint="eastAsia"/>
+        </w:rPr>
+      </w:pPr>
+    </w:p>
+    <w:p>
+      <w:pPr>
+        <w:rPr>
+          <w:rFonts w:hint="eastAsia"/>
+        </w:rPr>
+      </w:pPr>
+      <w:r>
+        <w:rPr>
+          <w:rFonts w:hint="eastAsia"/>
+        </w:rPr>
+        <w:t>4、模型ID（FK）</w:t>
+      </w:r>
+    </w:p>
+    <w:p>
+      <w:pPr>
+        <w:rPr>
+          <w:rFonts w:hint="eastAsia"/>
+        </w:rPr>
+      </w:pPr>
+      <w:r>
+        <w:rPr>
+          <w:rFonts w:hint="eastAsia"/>
+        </w:rPr>
+        <w:t>5、模型版本ID（FK）；</w:t>
+      </w:r>
+    </w:p>
+    <w:p>
+      <w:pPr>
+        <w:rPr>
+          <w:rFonts w:hint="eastAsia"/>
+        </w:rPr>
+      </w:pPr>
+      <w:r>
+        <w:rPr>
+          <w:rFonts w:hint="eastAsia"/>
+        </w:rPr>
+        <w:t>6、功能描述(完成时)（文本）；</w:t>
+      </w:r>
+    </w:p>
+    <w:p>
+      <w:pPr>
+        <w:rPr>
+          <w:rFonts w:hint="eastAsia"/>
+        </w:rPr>
+      </w:pPr>
+    </w:p>
+    <w:p>
+      <w:pPr>
+        <w:rPr>
+          <w:rFonts w:hint="eastAsia"/>
+        </w:rPr>
+      </w:pPr>
+      <w:r>
+        <w:rPr>
+          <w:rFonts w:hint="eastAsia"/>
+        </w:rPr>
+        <w:t>十一、</w:t>
+      </w:r>
+    </w:p>
+    <w:p>
+      <w:pPr>
+        <w:rPr>
+          <w:rFonts w:hint="eastAsia"/>
+        </w:rPr>
+      </w:pPr>
+      <w:r>
+        <w:rPr>
+          <w:rFonts w:hint="eastAsia"/>
+        </w:rPr>
+        <w:t>其他工单表</w:t>
+      </w:r>
+    </w:p>
+    <w:p>
+      <w:pPr>
+        <w:rPr>
+          <w:rFonts w:hint="eastAsia"/>
+        </w:rPr>
+      </w:pPr>
+      <w:r>
+        <w:rPr>
+          <w:rFonts w:hint="eastAsia"/>
+        </w:rPr>
+        <w:t>1、ID</w:t>
+      </w:r>
+    </w:p>
+    <w:p>
+      <w:pPr>
+        <w:rPr>
+          <w:rFonts w:hint="eastAsia"/>
+        </w:rPr>
+      </w:pPr>
+      <w:r>
+        <w:rPr>
+          <w:rFonts w:hint="eastAsia"/>
+        </w:rPr>
+        <w:t>2、工单ID(FK)</w:t>
+      </w:r>
+    </w:p>
+    <w:p>
+      <w:pPr>
+        <w:rPr>
+          <w:rFonts w:hint="eastAsia"/>
+        </w:rPr>
+      </w:pPr>
+      <w:r>
+        <w:rPr>
+          <w:rFonts w:hint="eastAsia"/>
+        </w:rPr>
         <w:lastRenderedPageBreak/>
-        <w:t>2、工单ID(FK)</w:t>
-      </w:r>
-    </w:p>
-    <w:p>
-      <w:pPr>
-        <w:rPr>
-          <w:rFonts w:hint="eastAsia"/>
-        </w:rPr>
-      </w:pPr>
-      <w:r>
-        <w:rPr>
-          <w:rFonts w:hint="eastAsia"/>
-        </w:rPr>
-        <w:t>3、对应协调单（填单号/NA）；</w:t>
-      </w:r>
-    </w:p>
-    <w:p>
-      <w:pPr>
-        <w:rPr>
-          <w:rFonts w:hint="eastAsia"/>
-        </w:rPr>
-      </w:pPr>
-      <w:r>
-        <w:rPr>
-          <w:rFonts w:hint="eastAsia"/>
-        </w:rPr>
-        <w:t>4、更新内容（文本，后期自动生成</w:t>
-      </w:r>
-      <w:proofErr w:type="spellStart"/>
-      <w:r>
-        <w:rPr>
-          <w:rFonts w:hint="eastAsia"/>
-        </w:rPr>
-        <w:t>UpdateNotes</w:t>
-      </w:r>
-      <w:proofErr w:type="spellEnd"/>
-      <w:r>
-        <w:rPr>
-          <w:rFonts w:hint="eastAsia"/>
-        </w:rPr>
-        <w:t>）；</w:t>
-      </w:r>
-    </w:p>
-    <w:p>
-      <w:pPr>
-        <w:rPr>
-          <w:rFonts w:hint="eastAsia"/>
-        </w:rPr>
-      </w:pPr>
-      <w:r>
-        <w:rPr>
-          <w:rFonts w:hint="eastAsia"/>
-        </w:rPr>
-        <w:t>5、封装要求（文本）；</w:t>
-      </w:r>
-    </w:p>
-    <w:p>
-      <w:pPr>
-        <w:rPr>
-          <w:rFonts w:hint="eastAsia"/>
-        </w:rPr>
-      </w:pPr>
-      <w:r>
-        <w:rPr>
-          <w:rFonts w:hint="eastAsia"/>
-        </w:rPr>
-        <w:t>6、接口是否变化（是/否）；</w:t>
-      </w:r>
-    </w:p>
-    <w:p>
-      <w:pPr>
-        <w:rPr>
-          <w:rFonts w:hint="eastAsia"/>
-        </w:rPr>
-      </w:pPr>
-      <w:r>
-        <w:rPr>
-          <w:rFonts w:hint="eastAsia"/>
-        </w:rPr>
-        <w:t>7、目标客户（文本）(</w:t>
-      </w:r>
-      <w:proofErr w:type="spellStart"/>
-      <w:r>
-        <w:rPr>
-          <w:rFonts w:hint="eastAsia"/>
-        </w:rPr>
-        <w:t>fk</w:t>
-      </w:r>
-      <w:proofErr w:type="spellEnd"/>
-      <w:r>
-        <w:rPr>
-          <w:rFonts w:hint="eastAsia"/>
-        </w:rPr>
-        <w:t>)；</w:t>
-      </w:r>
-    </w:p>
-    <w:p>
-      <w:pPr>
-        <w:rPr>
-          <w:rFonts w:hint="eastAsia"/>
-        </w:rPr>
-      </w:pPr>
-      <w:r>
-        <w:rPr>
-          <w:rFonts w:hint="eastAsia"/>
-        </w:rPr>
-        <w:t>9、是否通过CAE平台验证（是/否）；</w:t>
-      </w:r>
-    </w:p>
-    <w:p>
-      <w:pPr>
-        <w:rPr>
-          <w:rFonts w:hint="eastAsia"/>
-        </w:rPr>
-      </w:pPr>
-      <w:r>
-        <w:rPr>
-          <w:rFonts w:hint="eastAsia"/>
-        </w:rPr>
-        <w:t>10、当前版本模型是否有敏感信息（是/否）- 若是（文本记录敏感信息）；</w:t>
-      </w:r>
-    </w:p>
-    <w:p>
-      <w:pPr>
-        <w:rPr>
-          <w:rFonts w:hint="eastAsia"/>
-        </w:rPr>
-      </w:pPr>
-    </w:p>
-    <w:p>
-      <w:pPr>
-        <w:rPr>
-          <w:rFonts w:hint="eastAsia"/>
-        </w:rPr>
-      </w:pPr>
-      <w:r>
-        <w:rPr>
-          <w:rFonts w:hint="eastAsia"/>
-        </w:rPr>
-        <w:t>11、升级后模型版本(</w:t>
-      </w:r>
-      <w:proofErr w:type="spellStart"/>
-      <w:r>
-        <w:rPr>
-          <w:rFonts w:hint="eastAsia"/>
-        </w:rPr>
-        <w:t>fk</w:t>
-      </w:r>
-      <w:proofErr w:type="spellEnd"/>
-      <w:r>
-        <w:rPr>
-          <w:rFonts w:hint="eastAsia"/>
-        </w:rPr>
-        <w:t xml:space="preserve"> 模型版本表.id）；</w:t>
-      </w:r>
-    </w:p>
-    <w:p>
-      <w:pPr>
-        <w:rPr>
-          <w:rFonts w:hint="eastAsia"/>
-        </w:rPr>
-      </w:pPr>
-      <w:r>
-        <w:rPr>
-          <w:rFonts w:hint="eastAsia"/>
-        </w:rPr>
-        <w:t>12、是否加密（是/否）；</w:t>
-      </w:r>
-    </w:p>
-    <w:p>
-      <w:pPr>
-        <w:rPr>
-          <w:rFonts w:hint="eastAsia"/>
-        </w:rPr>
-      </w:pPr>
-      <w:r>
-        <w:rPr>
-          <w:rFonts w:hint="eastAsia"/>
-        </w:rPr>
-        <w:t>13、外壳号（</w:t>
-      </w:r>
-      <w:proofErr w:type="spellStart"/>
-      <w:r>
-        <w:rPr>
-          <w:rFonts w:hint="eastAsia"/>
-        </w:rPr>
-        <w:t>fk</w:t>
-      </w:r>
-      <w:proofErr w:type="spellEnd"/>
-      <w:r>
-        <w:rPr>
-          <w:rFonts w:hint="eastAsia"/>
-        </w:rPr>
-        <w:t xml:space="preserve"> 加密锁表.id)</w:t>
-      </w:r>
-    </w:p>
-    <w:p>
-      <w:pPr>
-        <w:rPr>
-          <w:rFonts w:hint="eastAsia"/>
-        </w:rPr>
-      </w:pPr>
-      <w:r>
-        <w:rPr>
-          <w:rFonts w:hint="eastAsia"/>
-        </w:rPr>
-        <w:t>14、授权ID（</w:t>
-      </w:r>
-      <w:proofErr w:type="spellStart"/>
-      <w:r>
-        <w:rPr>
-          <w:rFonts w:hint="eastAsia"/>
-        </w:rPr>
-        <w:t>fk</w:t>
-      </w:r>
-      <w:proofErr w:type="spellEnd"/>
-      <w:r>
-        <w:rPr>
-          <w:rFonts w:hint="eastAsia"/>
-        </w:rPr>
-        <w:t xml:space="preserve"> 产品授权表.id）</w:t>
-      </w:r>
-    </w:p>
-    <w:p>
-      <w:pPr>
-        <w:rPr>
-          <w:rFonts w:hint="eastAsia"/>
-        </w:rPr>
-      </w:pPr>
-      <w:r>
-        <w:rPr>
-          <w:rFonts w:hint="eastAsia"/>
-        </w:rPr>
-        <w:t>15、备注；</w:t>
-      </w:r>
-    </w:p>
-    <w:p>
-      <w:pPr>
-        <w:rPr>
-          <w:rFonts w:hint="eastAsia"/>
-        </w:rPr>
-      </w:pPr>
-    </w:p>
-    <w:p>
-      <w:pPr>
-        <w:rPr>
-          <w:rFonts w:hint="eastAsia"/>
-        </w:rPr>
-      </w:pPr>
-    </w:p>
-    <w:p>
-      <w:pPr>
-        <w:rPr>
-          <w:rFonts w:hint="eastAsia"/>
-        </w:rPr>
-      </w:pPr>
-      <w:r>
-        <w:rPr>
-          <w:rFonts w:hint="eastAsia"/>
-        </w:rPr>
-        <w:t>九、</w:t>
-      </w:r>
-    </w:p>
-    <w:p>
-      <w:pPr>
-        <w:rPr>
-          <w:rFonts w:hint="eastAsia"/>
-        </w:rPr>
-      </w:pPr>
-      <w:r>
-        <w:rPr>
-          <w:rFonts w:hint="eastAsia"/>
-        </w:rPr>
-        <w:t>交付发送工单表</w:t>
+        <w:t>3、内容描述（文本）；</w:t>
+      </w:r>
+    </w:p>
+    <w:p>
+      <w:pPr>
+        <w:rPr>
+          <w:rFonts w:hint="eastAsia"/>
+        </w:rPr>
+      </w:pPr>
+    </w:p>
+    <w:p>
+      <w:pPr>
+        <w:rPr>
+          <w:rFonts w:hint="eastAsia"/>
+        </w:rPr>
+      </w:pPr>
+      <w:r>
+        <w:rPr>
+          <w:rFonts w:hint="eastAsia"/>
+        </w:rPr>
+        <w:t>4、备注；</w:t>
+      </w:r>
+    </w:p>
+    <w:p>
+      <w:pPr>
+        <w:rPr>
+          <w:rFonts w:hint="eastAsia"/>
+        </w:rPr>
+      </w:pPr>
+    </w:p>
+    <w:p>
+      <w:pPr>
+        <w:rPr>
+          <w:rFonts w:hint="eastAsia"/>
+        </w:rPr>
+      </w:pPr>
+    </w:p>
+    <w:p>
+      <w:pPr>
+        <w:rPr>
+          <w:rFonts w:hint="eastAsia"/>
+        </w:rPr>
+      </w:pPr>
+      <w:r>
+        <w:rPr>
+          <w:rFonts w:hint="eastAsia"/>
+        </w:rPr>
+        <w:t>十三、</w:t>
+      </w:r>
+    </w:p>
+    <w:p>
+      <w:pPr>
+        <w:rPr>
+          <w:rFonts w:hint="eastAsia"/>
+        </w:rPr>
+      </w:pPr>
+      <w:r>
+        <w:rPr>
+          <w:rFonts w:hint="eastAsia"/>
+        </w:rPr>
+        <w:t>操作日志表</w:t>
+      </w:r>
+    </w:p>
+    <w:p>
+      <w:pPr>
+        <w:rPr>
+          <w:rFonts w:hint="eastAsia"/>
+        </w:rPr>
+      </w:pPr>
+      <w:r>
+        <w:rPr>
+          <w:rFonts w:hint="eastAsia"/>
+        </w:rPr>
+        <w:t>1、id</w:t>
+      </w:r>
+    </w:p>
+    <w:p>
+      <w:pPr>
+        <w:rPr>
+          <w:rFonts w:hint="eastAsia"/>
+        </w:rPr>
+      </w:pPr>
+      <w:r>
+        <w:rPr>
+          <w:rFonts w:hint="eastAsia"/>
+        </w:rPr>
+        <w:t>2、用户id（FK）</w:t>
+      </w:r>
+    </w:p>
+    <w:p>
+      <w:pPr>
+        <w:rPr>
+          <w:rFonts w:hint="eastAsia"/>
+        </w:rPr>
+      </w:pPr>
+      <w:r>
+        <w:rPr>
+          <w:rFonts w:hint="eastAsia"/>
+        </w:rPr>
+        <w:t>3、操作类型</w:t>
+      </w:r>
+    </w:p>
+    <w:p>
+      <w:pPr>
+        <w:rPr>
+          <w:rFonts w:hint="eastAsia"/>
+        </w:rPr>
+      </w:pPr>
+      <w:r>
+        <w:rPr>
+          <w:rFonts w:hint="eastAsia"/>
+        </w:rPr>
+        <w:t>4、操作的表格</w:t>
+      </w:r>
+    </w:p>
+    <w:p>
+      <w:pPr>
+        <w:rPr>
+          <w:rFonts w:hint="eastAsia"/>
+        </w:rPr>
+      </w:pPr>
+      <w:r>
+        <w:rPr>
+          <w:rFonts w:hint="eastAsia"/>
+        </w:rPr>
+        <w:t>5、操作的主键id</w:t>
+      </w:r>
+    </w:p>
+    <w:p>
+      <w:pPr>
+        <w:rPr>
+          <w:rFonts w:hint="eastAsia"/>
+        </w:rPr>
+      </w:pPr>
+      <w:r>
+        <w:rPr>
+          <w:rFonts w:hint="eastAsia"/>
+        </w:rPr>
+        <w:t>6、操作前内容</w:t>
+      </w:r>
+    </w:p>
+    <w:p>
+      <w:pPr>
+        <w:rPr>
+          <w:rFonts w:hint="eastAsia"/>
+        </w:rPr>
+      </w:pPr>
+      <w:r>
+        <w:rPr>
+          <w:rFonts w:hint="eastAsia"/>
+        </w:rPr>
+        <w:t>7、操作后内容</w:t>
+      </w:r>
+    </w:p>
+    <w:p>
+      <w:pPr>
+        <w:rPr>
+          <w:rFonts w:hint="eastAsia"/>
+        </w:rPr>
+      </w:pPr>
+      <w:r>
+        <w:rPr>
+          <w:rFonts w:hint="eastAsia"/>
+        </w:rPr>
+        <w:t>8、创建时间</w:t>
+      </w:r>
+    </w:p>
+    <w:p>
+      <w:pPr>
+        <w:rPr>
+          <w:rFonts w:hint="eastAsia"/>
+        </w:rPr>
+      </w:pPr>
+    </w:p>
+    <w:p>
+      <w:pPr>
+        <w:rPr>
+          <w:rFonts w:hint="eastAsia"/>
+        </w:rPr>
+      </w:pPr>
+      <w:r>
+        <w:rPr>
+          <w:rFonts w:hint="eastAsia"/>
+        </w:rPr>
+        <w:t>核心表</w:t>
+      </w:r>
+    </w:p>
+    <w:p>
+      <w:pPr>
+        <w:rPr>
+          <w:rFonts w:hint="eastAsia"/>
+        </w:rPr>
+      </w:pPr>
+      <w:r>
+        <w:rPr>
+          <w:rFonts w:hint="eastAsia"/>
+        </w:rPr>
+        <w:t>十四、</w:t>
+      </w:r>
+    </w:p>
+    <w:p>
+      <w:pPr>
+        <w:rPr>
+          <w:rFonts w:hint="eastAsia"/>
+        </w:rPr>
+      </w:pPr>
+      <w:r>
+        <w:rPr>
+          <w:rFonts w:hint="eastAsia"/>
+        </w:rPr>
+        <w:t>工单表字段：</w:t>
+      </w:r>
+    </w:p>
+    <w:p>
+      <w:pPr>
+        <w:rPr>
+          <w:rFonts w:hint="eastAsia"/>
+        </w:rPr>
+      </w:pPr>
+      <w:r>
+        <w:rPr>
+          <w:rFonts w:hint="eastAsia"/>
+        </w:rPr>
+        <w:t>1、id</w:t>
+      </w:r>
+    </w:p>
+    <w:p>
+      <w:pPr>
+        <w:rPr>
+          <w:rFonts w:hint="eastAsia"/>
+        </w:rPr>
+      </w:pPr>
+      <w:r>
+        <w:rPr>
+          <w:rFonts w:hint="eastAsia"/>
+        </w:rPr>
+        <w:t>2、*发起人；(FK)</w:t>
+      </w:r>
+    </w:p>
+    <w:p>
+      <w:pPr>
+        <w:rPr>
+          <w:rFonts w:hint="eastAsia"/>
+        </w:rPr>
+      </w:pPr>
+      <w:r>
+        <w:rPr>
+          <w:rFonts w:hint="eastAsia"/>
+        </w:rPr>
+        <w:t>3、*发起时间；</w:t>
+      </w:r>
+    </w:p>
+    <w:p>
+      <w:pPr>
+        <w:rPr>
+          <w:rFonts w:hint="eastAsia"/>
+        </w:rPr>
+      </w:pPr>
+      <w:r>
+        <w:rPr>
+          <w:rFonts w:hint="eastAsia"/>
+        </w:rPr>
+        <w:t>4、*工单类型（问题复现；版本迭代；直接封装+发送；交付发送；功能开发；其他）</w:t>
+      </w:r>
+    </w:p>
+    <w:p>
+      <w:pPr>
+        <w:rPr>
+          <w:rFonts w:hint="eastAsia"/>
+        </w:rPr>
+      </w:pPr>
+      <w:r>
+        <w:rPr>
+          <w:rFonts w:hint="eastAsia"/>
+        </w:rPr>
+        <w:t>6、模型ID（FK）</w:t>
+      </w:r>
+    </w:p>
+    <w:p>
+      <w:pPr>
+        <w:rPr>
+          <w:rFonts w:hint="eastAsia"/>
+        </w:rPr>
+      </w:pPr>
+      <w:r>
+        <w:rPr>
+          <w:rFonts w:hint="eastAsia"/>
+        </w:rPr>
+        <w:t>7、模型版本ID（FK）</w:t>
+      </w:r>
+    </w:p>
+    <w:p>
+      <w:pPr>
+        <w:rPr>
+          <w:rFonts w:hint="eastAsia"/>
+        </w:rPr>
+      </w:pPr>
+      <w:r>
+        <w:rPr>
+          <w:rFonts w:hint="eastAsia"/>
+        </w:rPr>
+        <w:t>8、工单状态（'草稿','待审批','待分发','进行中','已完成','已退回'）</w:t>
+      </w:r>
+    </w:p>
+    <w:p>
+      <w:pPr>
+        <w:rPr>
+          <w:rFonts w:hint="eastAsia"/>
+        </w:rPr>
+      </w:pPr>
+      <w:r>
+        <w:rPr>
+          <w:rFonts w:hint="eastAsia"/>
+        </w:rPr>
+        <w:t>9、*审批人；（FK）</w:t>
+      </w:r>
+    </w:p>
+    <w:p>
+      <w:pPr>
+        <w:rPr>
+          <w:rFonts w:hint="eastAsia"/>
+        </w:rPr>
+      </w:pPr>
+      <w:r>
+        <w:rPr>
+          <w:rFonts w:hint="eastAsia"/>
+        </w:rPr>
+        <w:t>10、*参考优先级（'紧急','一般'）；</w:t>
+      </w:r>
+    </w:p>
+    <w:p>
+      <w:pPr>
+        <w:rPr>
+          <w:rFonts w:hint="eastAsia"/>
+        </w:rPr>
+      </w:pPr>
+      <w:r>
+        <w:rPr>
+          <w:rFonts w:hint="eastAsia"/>
+        </w:rPr>
+        <w:t>11、*分发人；（FK）</w:t>
+      </w:r>
+    </w:p>
+    <w:p>
+      <w:pPr>
+        <w:rPr>
+          <w:rFonts w:hint="eastAsia"/>
+        </w:rPr>
+      </w:pPr>
+      <w:r>
+        <w:rPr>
+          <w:rFonts w:hint="eastAsia"/>
+        </w:rPr>
+        <w:t>12、*审批时间；</w:t>
+      </w:r>
+    </w:p>
+    <w:p>
+      <w:pPr>
+        <w:rPr>
+          <w:rFonts w:hint="eastAsia"/>
+        </w:rPr>
+      </w:pPr>
+      <w:r>
+        <w:rPr>
+          <w:rFonts w:hint="eastAsia"/>
+        </w:rPr>
+        <w:t>13、 *任务优先级（'紧急','一般'）；</w:t>
+      </w:r>
+    </w:p>
+    <w:p>
+      <w:pPr>
+        <w:rPr>
+          <w:rFonts w:hint="eastAsia"/>
+        </w:rPr>
+      </w:pPr>
+      <w:r>
+        <w:rPr>
+          <w:rFonts w:hint="eastAsia"/>
+        </w:rPr>
+        <w:t>14、 *分发时间；</w:t>
+      </w:r>
+    </w:p>
+    <w:p>
+      <w:pPr>
+        <w:rPr>
+          <w:rFonts w:hint="eastAsia"/>
+        </w:rPr>
+      </w:pPr>
+      <w:r>
+        <w:rPr>
+          <w:rFonts w:hint="eastAsia"/>
+        </w:rPr>
+        <w:t>15、完成时间；</w:t>
+      </w:r>
+    </w:p>
+    <w:p>
+      <w:pPr>
+        <w:rPr>
+          <w:rFonts w:hint="eastAsia"/>
+        </w:rPr>
+      </w:pPr>
+    </w:p>
+    <w:p>
+      <w:pPr>
+        <w:rPr>
+          <w:rFonts w:hint="eastAsia"/>
+        </w:rPr>
+      </w:pPr>
+    </w:p>
+    <w:p>
+      <w:pPr>
+        <w:rPr>
+          <w:rFonts w:hint="eastAsia"/>
+        </w:rPr>
+      </w:pPr>
+    </w:p>
+    <w:p>
+      <w:pPr>
+        <w:rPr>
+          <w:rFonts w:hint="eastAsia"/>
+        </w:rPr>
+      </w:pPr>
+    </w:p>
+    <w:p>
+      <w:pPr>
+        <w:rPr>
+          <w:rFonts w:hint="eastAsia"/>
+        </w:rPr>
+      </w:pPr>
+    </w:p>
+    <w:p>
+      <w:pPr>
+        <w:rPr>
+          <w:rFonts w:hint="eastAsia"/>
+        </w:rPr>
+      </w:pPr>
+    </w:p>
+    <w:p>
+      <w:pPr>
+        <w:rPr>
+          <w:rFonts w:hint="eastAsia"/>
+        </w:rPr>
+      </w:pPr>
+    </w:p>
+    <w:p>
+      <w:pPr>
+        <w:rPr>
+          <w:rFonts w:hint="eastAsia"/>
+        </w:rPr>
+      </w:pPr>
+    </w:p>
+    <w:p>
+      <w:pPr>
+        <w:rPr>
+          <w:rFonts w:hint="eastAsia"/>
+        </w:rPr>
+      </w:pPr>
+      <w:r>
+        <w:rPr>
+          <w:rFonts w:hint="eastAsia"/>
+        </w:rPr>
+        <w:t>·································································································</w:t>
+      </w:r>
+    </w:p>
+    <w:p>
+      <w:pPr>
+        <w:rPr>
+          <w:rFonts w:hint="eastAsia"/>
+        </w:rPr>
+      </w:pPr>
+    </w:p>
+    <w:p>
+      <w:pPr>
+        <w:rPr>
+          <w:rFonts w:hint="eastAsia"/>
+        </w:rPr>
+      </w:pPr>
+      <w:r>
+        <w:rPr>
+          <w:rFonts w:hint="eastAsia"/>
+        </w:rPr>
+        <w:t>十五、</w:t>
+      </w:r>
+    </w:p>
+    <w:p>
+      <w:pPr>
+        <w:rPr>
+          <w:rFonts w:hint="eastAsia"/>
+        </w:rPr>
+      </w:pPr>
+      <w:r>
+        <w:rPr>
+          <w:rFonts w:hint="eastAsia"/>
+        </w:rPr>
+        <w:lastRenderedPageBreak/>
+        <w:t>加密锁表</w:t>
+      </w:r>
+    </w:p>
+    <w:p>
+      <w:pPr>
+        <w:rPr>
+          <w:rFonts w:hint="eastAsia"/>
+        </w:rPr>
+      </w:pPr>
+      <w:r>
+        <w:rPr>
+          <w:rFonts w:hint="eastAsia"/>
+        </w:rPr>
+        <w:t>1、ID；</w:t>
+      </w:r>
+    </w:p>
+    <w:p>
+      <w:pPr>
+        <w:rPr>
+          <w:rFonts w:hint="eastAsia"/>
+        </w:rPr>
+      </w:pPr>
+      <w:r>
+        <w:rPr>
+          <w:rFonts w:hint="eastAsia"/>
+        </w:rPr>
+        <w:t>2、外壳号；</w:t>
+      </w:r>
+    </w:p>
+    <w:p>
+      <w:pPr>
+        <w:rPr>
+          <w:rFonts w:hint="eastAsia"/>
+        </w:rPr>
+      </w:pPr>
+      <w:r>
+        <w:rPr>
+          <w:rFonts w:hint="eastAsia"/>
+        </w:rPr>
+        <w:t>3、外壳序列号；</w:t>
+      </w:r>
+    </w:p>
+    <w:p>
+      <w:pPr>
+        <w:rPr>
+          <w:rFonts w:hint="eastAsia"/>
+        </w:rPr>
+      </w:pPr>
+    </w:p>
+    <w:p>
+      <w:pPr>
+        <w:rPr>
+          <w:rFonts w:hint="eastAsia"/>
+        </w:rPr>
+      </w:pPr>
+      <w:r>
+        <w:rPr>
+          <w:rFonts w:hint="eastAsia"/>
+        </w:rPr>
+        <w:t>十六、</w:t>
+      </w:r>
+    </w:p>
+    <w:p>
+      <w:pPr>
+        <w:rPr>
+          <w:rFonts w:hint="eastAsia"/>
+        </w:rPr>
+      </w:pPr>
+      <w:r>
+        <w:rPr>
+          <w:rFonts w:hint="eastAsia"/>
+        </w:rPr>
+        <w:t>产品授权表</w:t>
+      </w:r>
+    </w:p>
+    <w:p>
+      <w:pPr>
+        <w:rPr>
+          <w:rFonts w:hint="eastAsia"/>
+        </w:rPr>
+      </w:pPr>
+      <w:r>
+        <w:rPr>
+          <w:rFonts w:hint="eastAsia"/>
+        </w:rPr>
+        <w:t>1、ID；</w:t>
+      </w:r>
+    </w:p>
+    <w:p>
+      <w:pPr>
+        <w:rPr>
+          <w:rFonts w:hint="eastAsia"/>
+        </w:rPr>
+      </w:pPr>
+      <w:r>
+        <w:rPr>
+          <w:rFonts w:hint="eastAsia"/>
+        </w:rPr>
+        <w:t>2、加密锁表（FK 加密锁表.id）；</w:t>
+      </w:r>
+    </w:p>
+    <w:p>
+      <w:r>
+        <w:rPr>
+          <w:rFonts w:hint="eastAsia"/>
+        </w:rPr>
+        <w:t>4、授权ID(2025071010)；</w:t>
+      </w:r>
+    </w:p>
+    <w:p>
+      <w:r>
+        <w:rPr>
+          <w:rFonts w:hint="eastAsia"/>
+        </w:rPr>
+        <w:t>5、生成日期。</w:t>
+      </w:r>
+    </w:p>
+    <w:p>
+      <w:pPr>
+        <w:rPr>
+          <w:rFonts w:hint="eastAsia"/>
+        </w:rPr>
+      </w:pPr>
+      <w:r>
+        <w:rPr>
+          <w:rFonts w:hint="eastAsia"/>
+        </w:rPr>
+        <w:t>联合唯一约束（2，4）</w:t>
+      </w:r>
+    </w:p>
+    <w:p/>
+    <w:p>
+      <w:r>
+        <w:rPr>
+          <w:rFonts w:hint="eastAsia"/>
+        </w:rPr>
+        <w:t>产品授权信息表</w:t>
+      </w:r>
+    </w:p>
+    <w:p>
+      <w:pPr>
+        <w:pStyle w:val="a9"/>
+        <w:numPr>
+          <w:ilvl w:val="0"/>
+          <w:numId w:val="1"/>
+        </w:numPr>
+      </w:pPr>
+      <w:r>
+        <w:rPr>
+          <w:rFonts w:hint="eastAsia"/>
+        </w:rPr>
+        <w:t>id</w:t>
+      </w:r>
+    </w:p>
+    <w:p>
+      <w:pPr>
+        <w:pStyle w:val="a9"/>
+        <w:numPr>
+          <w:ilvl w:val="0"/>
+          <w:numId w:val="1"/>
+        </w:numPr>
+      </w:pPr>
+      <w:r>
+        <w:rPr>
+          <w:rFonts w:hint="eastAsia"/>
+        </w:rPr>
+        <w:t>授权id fk 产品授权表id</w:t>
+      </w:r>
+    </w:p>
+    <w:p>
+      <w:pPr>
+        <w:pStyle w:val="a9"/>
+        <w:numPr>
+          <w:ilvl w:val="0"/>
+          <w:numId w:val="1"/>
+        </w:numPr>
+      </w:pPr>
+      <w:r>
+        <w:rPr>
+          <w:rFonts w:hint="eastAsia"/>
+        </w:rPr>
+        <w:t>加密类型 本地锁/网络锁/软锁授权</w:t>
+      </w:r>
+    </w:p>
+    <w:p>
+      <w:pPr>
+        <w:pStyle w:val="a9"/>
+        <w:numPr>
+          <w:ilvl w:val="0"/>
+          <w:numId w:val="1"/>
+        </w:numPr>
+      </w:pPr>
+      <w:r>
+        <w:rPr>
+          <w:rFonts w:hint="eastAsia"/>
+        </w:rPr>
+        <w:t>授权开始日期</w:t>
+      </w:r>
+    </w:p>
+    <w:p>
+      <w:pPr>
+        <w:pStyle w:val="a9"/>
+        <w:numPr>
+          <w:ilvl w:val="0"/>
+          <w:numId w:val="1"/>
+        </w:numPr>
+      </w:pPr>
+      <w:r>
+        <w:rPr>
+          <w:rFonts w:hint="eastAsia"/>
+        </w:rPr>
+        <w:t>授权结束日期</w:t>
+      </w:r>
+    </w:p>
+    <w:p>
+      <w:pPr>
+        <w:pStyle w:val="a9"/>
+        <w:numPr>
+          <w:ilvl w:val="0"/>
+          <w:numId w:val="1"/>
+        </w:numPr>
+      </w:pPr>
+      <w:r>
+        <w:rPr>
+          <w:rFonts w:hint="eastAsia"/>
+        </w:rPr>
+        <w:t>备注 填写软锁信息、填写网络锁</w:t>
+      </w:r>
+    </w:p>
+    <w:p>
+      <w:pPr>
+        <w:pStyle w:val="a9"/>
+        <w:numPr>
+          <w:ilvl w:val="0"/>
+          <w:numId w:val="1"/>
+        </w:numPr>
+      </w:pPr>
+      <w:r>
+        <w:rPr>
+          <w:rFonts w:hint="eastAsia"/>
+        </w:rPr>
+        <w:t>生成日期</w:t>
+      </w:r>
+    </w:p>
+    <w:p/>
+    <w:p>
+      <w:r>
+        <w:rPr>
+          <w:rFonts w:hint="eastAsia"/>
+        </w:rPr>
+        <w:t>加密锁历史信息表</w:t>
+      </w:r>
+    </w:p>
+    <w:p>
+      <w:pPr>
+        <w:pStyle w:val="a9"/>
+        <w:numPr>
+          <w:ilvl w:val="0"/>
+          <w:numId w:val="2"/>
+        </w:numPr>
+      </w:pPr>
+      <w:r>
+        <w:rPr>
+          <w:rFonts w:hint="eastAsia"/>
+        </w:rPr>
+        <w:t>id</w:t>
+      </w:r>
+    </w:p>
+    <w:p>
+      <w:pPr>
+        <w:pStyle w:val="a9"/>
+        <w:numPr>
+          <w:ilvl w:val="0"/>
+          <w:numId w:val="2"/>
+        </w:numPr>
+      </w:pPr>
+      <w:r>
+        <w:rPr>
+          <w:rFonts w:hint="eastAsia"/>
+        </w:rPr>
+        <w:t>加密锁 fk 加密锁表</w:t>
+      </w:r>
+      <w:r>
+        <w:rPr>
+          <w:rFonts w:hint="eastAsia"/>
+        </w:rPr>
+        <w:t>外壳号</w:t>
+      </w:r>
+    </w:p>
+    <w:p>
+      <w:pPr>
+        <w:pStyle w:val="a9"/>
+        <w:numPr>
+          <w:ilvl w:val="0"/>
+          <w:numId w:val="2"/>
+        </w:numPr>
+      </w:pPr>
+      <w:r>
+        <w:rPr>
+          <w:rFonts w:hint="eastAsia"/>
+        </w:rPr>
+        <w:t>入库时间</w:t>
+      </w:r>
+    </w:p>
+    <w:p>
+      <w:pPr>
+        <w:pStyle w:val="a9"/>
+        <w:numPr>
+          <w:ilvl w:val="0"/>
+          <w:numId w:val="2"/>
+        </w:numPr>
+      </w:pPr>
+      <w:r>
+        <w:rPr>
+          <w:rFonts w:hint="eastAsia"/>
+        </w:rPr>
+        <w:t>出库时间</w:t>
+      </w:r>
+    </w:p>
+    <w:p>
+      <w:pPr>
+        <w:pStyle w:val="a9"/>
+        <w:numPr>
+          <w:ilvl w:val="0"/>
+          <w:numId w:val="2"/>
+        </w:numPr>
+      </w:pPr>
+      <w:r>
+        <w:rPr>
+          <w:rFonts w:hint="eastAsia"/>
+        </w:rPr>
+        <w:t>状态 出库/入库/损坏/丢失</w:t>
+      </w:r>
+    </w:p>
+    <w:p>
+      <w:pPr>
+        <w:pStyle w:val="a9"/>
+        <w:numPr>
+          <w:ilvl w:val="0"/>
+          <w:numId w:val="2"/>
+        </w:numPr>
+      </w:pPr>
+      <w:r>
+        <w:rPr>
+          <w:rFonts w:hint="eastAsia"/>
+        </w:rPr>
+        <w:t>客户 fk 客户信息表.</w:t>
+      </w:r>
+      <w:r>
+        <w:rPr>
+          <w:rFonts w:hint="eastAsia"/>
+        </w:rPr>
+        <w:t>客户姓名</w:t>
+      </w:r>
+    </w:p>
+    <w:p>
+      <w:pPr>
+        <w:pStyle w:val="a9"/>
+        <w:numPr>
+          <w:ilvl w:val="0"/>
+          <w:numId w:val="2"/>
+        </w:numPr>
+      </w:pPr>
+      <w:r>
+        <w:rPr>
+          <w:rFonts w:hint="eastAsia"/>
+        </w:rPr>
+        <w:t xml:space="preserve">客户设备类型 </w:t>
+      </w:r>
+      <w:r>
+        <w:rPr>
+          <w:rFonts w:hint="eastAsia"/>
+        </w:rPr>
+        <w:t>lab/IPT/FTD/FFS</w:t>
+      </w:r>
+    </w:p>
+    <w:p>
+      <w:pPr>
+        <w:pStyle w:val="a9"/>
+        <w:numPr>
+          <w:ilvl w:val="0"/>
+          <w:numId w:val="2"/>
+        </w:numPr>
+      </w:pPr>
+      <w:r>
+        <w:rPr>
+          <w:rFonts w:hint="eastAsia"/>
+        </w:rPr>
+        <w:t xml:space="preserve">客户电脑备注 </w:t>
+      </w:r>
+    </w:p>
+    <w:p>
+      <w:pPr>
+        <w:pStyle w:val="a9"/>
+        <w:numPr>
+          <w:ilvl w:val="0"/>
+          <w:numId w:val="2"/>
+        </w:numPr>
+      </w:pPr>
+      <w:r>
+        <w:rPr>
+          <w:rFonts w:hint="eastAsia"/>
+        </w:rPr>
+        <w:t>备注</w:t>
+      </w:r>
+    </w:p>
+    <w:p>
+      <w:pPr>
+        <w:rPr>
+          <w:rFonts w:hint="eastAsia"/>
+        </w:rPr>
+      </w:pPr>
+      <w:r>
+        <w:rPr>
+          <w:rFonts w:hint="eastAsia"/>
+        </w:rPr>
+        <w:t>10、生成日期</w:t>
+      </w:r>
+    </w:p>
+    <w:p>
+      <w:pPr>
+        <w:rPr>
+          <w:rFonts w:hint="eastAsia"/>
+        </w:rPr>
+      </w:pPr>
+    </w:p>
+    <w:p>
+      <w:pPr>
+        <w:rPr>
+          <w:rFonts w:hint="eastAsia"/>
+        </w:rPr>
+      </w:pPr>
+      <w:r>
+        <w:rPr>
+          <w:rFonts w:hint="eastAsia"/>
+        </w:rPr>
+        <w:t>十七、</w:t>
+      </w:r>
+    </w:p>
+    <w:p>
+      <w:pPr>
+        <w:rPr>
+          <w:rFonts w:hint="eastAsia"/>
+        </w:rPr>
+      </w:pPr>
+      <w:r>
+        <w:rPr>
+          <w:rFonts w:hint="eastAsia"/>
+        </w:rPr>
+        <w:t>客户信息表</w:t>
+      </w:r>
+    </w:p>
+    <w:p>
+      <w:pPr>
+        <w:rPr>
+          <w:rFonts w:hint="eastAsia"/>
+        </w:rPr>
+      </w:pPr>
+      <w:r>
+        <w:rPr>
+          <w:rFonts w:hint="eastAsia"/>
+        </w:rPr>
+        <w:t>1、ID；</w:t>
+      </w:r>
+    </w:p>
+    <w:p>
+      <w:pPr>
+        <w:rPr>
+          <w:rFonts w:hint="eastAsia"/>
+        </w:rPr>
+      </w:pPr>
+      <w:r>
+        <w:rPr>
+          <w:rFonts w:hint="eastAsia"/>
+        </w:rPr>
+        <w:t>2、客户名称;</w:t>
+      </w:r>
+    </w:p>
+    <w:p>
+      <w:pPr>
+        <w:rPr>
+          <w:rFonts w:hint="eastAsia"/>
+        </w:rPr>
+      </w:pPr>
+      <w:r>
+        <w:rPr>
+          <w:rFonts w:hint="eastAsia"/>
+        </w:rPr>
+        <w:t>3、备注</w:t>
+      </w:r>
+    </w:p>
+    <w:p>
+      <w:pPr>
+        <w:rPr>
+          <w:rFonts w:hint="eastAsia"/>
+        </w:rPr>
+      </w:pPr>
+    </w:p>
+    <w:p>
+      <w:pPr>
+        <w:rPr>
+          <w:rFonts w:hint="eastAsia"/>
+        </w:rPr>
+      </w:pPr>
+      <w:r>
+        <w:rPr>
+          <w:rFonts w:hint="eastAsia"/>
+        </w:rPr>
+        <w:t>十八</w:t>
+      </w:r>
+    </w:p>
+    <w:p>
+      <w:pPr>
+        <w:rPr>
+          <w:rFonts w:hint="eastAsia"/>
+        </w:rPr>
+      </w:pPr>
+      <w:r>
+        <w:rPr>
+          <w:rFonts w:hint="eastAsia"/>
+        </w:rPr>
+        <w:t>加密锁历史信息表</w:t>
+      </w:r>
+    </w:p>
+    <w:p>
+      <w:pPr>
+        <w:rPr>
+          <w:rFonts w:hint="eastAsia"/>
+        </w:rPr>
+      </w:pPr>
+      <w:r>
+        <w:rPr>
+          <w:rFonts w:hint="eastAsia"/>
+        </w:rPr>
+        <w:t>1、ID；</w:t>
+      </w:r>
+    </w:p>
+    <w:p>
+      <w:pPr>
+        <w:rPr>
+          <w:rFonts w:hint="eastAsia"/>
+        </w:rPr>
+      </w:pPr>
+      <w:r>
+        <w:rPr>
+          <w:rFonts w:hint="eastAsia"/>
+        </w:rPr>
+        <w:t>2、加密锁（fk 加密锁表.id）</w:t>
+      </w:r>
+    </w:p>
+    <w:p>
+      <w:pPr>
+        <w:rPr>
+          <w:rFonts w:hint="eastAsia"/>
+        </w:rPr>
+      </w:pPr>
+      <w:r>
+        <w:rPr>
+          <w:rFonts w:hint="eastAsia"/>
+        </w:rPr>
+        <w:lastRenderedPageBreak/>
+        <w:t>3、入库时间；</w:t>
+      </w:r>
+    </w:p>
+    <w:p>
+      <w:pPr>
+        <w:rPr>
+          <w:rFonts w:hint="eastAsia"/>
+        </w:rPr>
+      </w:pPr>
+      <w:r>
+        <w:rPr>
+          <w:rFonts w:hint="eastAsia"/>
+        </w:rPr>
+        <w:t>4、出库时间；</w:t>
+      </w:r>
+    </w:p>
+    <w:p>
+      <w:pPr>
+        <w:rPr>
+          <w:rFonts w:hint="eastAsia"/>
+        </w:rPr>
+      </w:pPr>
+    </w:p>
+    <w:p>
+      <w:pPr>
+        <w:rPr>
+          <w:rFonts w:hint="eastAsia"/>
+        </w:rPr>
+      </w:pPr>
+      <w:r>
+        <w:rPr>
+          <w:rFonts w:hint="eastAsia"/>
+        </w:rPr>
+        <w:t>十九</w:t>
+      </w:r>
+    </w:p>
+    <w:p>
+      <w:pPr>
+        <w:rPr>
+          <w:rFonts w:hint="eastAsia"/>
+        </w:rPr>
+      </w:pPr>
+      <w:r>
+        <w:rPr>
+          <w:rFonts w:hint="eastAsia"/>
+        </w:rPr>
+        <w:t>加密锁历史信息表</w:t>
+      </w:r>
+    </w:p>
+    <w:p>
+      <w:pPr>
+        <w:rPr>
+          <w:rFonts w:hint="eastAsia"/>
+        </w:rPr>
+      </w:pPr>
+      <w:r>
+        <w:rPr>
+          <w:rFonts w:hint="eastAsia"/>
+        </w:rPr>
+        <w:t>1、ID；</w:t>
+      </w:r>
+    </w:p>
+    <w:p>
+      <w:pPr>
+        <w:rPr>
+          <w:rFonts w:hint="eastAsia"/>
+        </w:rPr>
+      </w:pPr>
+      <w:r>
+        <w:rPr>
+          <w:rFonts w:hint="eastAsia"/>
+        </w:rPr>
+        <w:t>2、加密锁（fk 加密锁表.id）</w:t>
+      </w:r>
+    </w:p>
+    <w:p>
+      <w:pPr>
+        <w:rPr>
+          <w:rFonts w:hint="eastAsia"/>
+        </w:rPr>
+      </w:pPr>
+      <w:r>
+        <w:rPr>
+          <w:rFonts w:hint="eastAsia"/>
+        </w:rPr>
+        <w:t>3、入库时间；</w:t>
+      </w:r>
+    </w:p>
+    <w:p>
+      <w:pPr>
+        <w:rPr>
+          <w:rFonts w:hint="eastAsia"/>
+        </w:rPr>
+      </w:pPr>
+      <w:r>
+        <w:rPr>
+          <w:rFonts w:hint="eastAsia"/>
+        </w:rPr>
+        <w:t>4、出库时间；</w:t>
+      </w:r>
+    </w:p>
+    <w:p>
+      <w:pPr>
+        <w:rPr>
+          <w:rFonts w:hint="eastAsia"/>
+        </w:rPr>
+      </w:pPr>
+    </w:p>
+    <w:p>
+      <w:pPr>
+        <w:rPr>
+          <w:rFonts w:hint="eastAsia"/>
+        </w:rPr>
+      </w:pPr>
+      <w:r>
+        <w:rPr>
+          <w:rFonts w:hint="eastAsia"/>
+        </w:rPr>
+        <w:t>二十</w:t>
+      </w:r>
+    </w:p>
+    <w:p>
+      <w:pPr>
+        <w:rPr>
+          <w:rFonts w:hint="eastAsia"/>
+        </w:rPr>
+      </w:pPr>
+      <w:r>
+        <w:rPr>
+          <w:rFonts w:hint="eastAsia"/>
+        </w:rPr>
+        <w:t>复现工单附件信息表</w:t>
       </w:r>
     </w:p>
     <w:p>
@@ -1452,1365 +2818,6 @@
         <w:rPr>
           <w:rFonts w:hint="eastAsia"/>
         </w:rPr>
-        <w:t>2、工单ID(FK)</w:t>
-      </w:r>
-    </w:p>
-    <w:p>
-      <w:pPr>
-        <w:rPr>
-          <w:rFonts w:hint="eastAsia"/>
-        </w:rPr>
-      </w:pPr>
-      <w:r>
-        <w:rPr>
-          <w:rFonts w:hint="eastAsia"/>
-        </w:rPr>
-        <w:t>3、目标客户（</w:t>
-      </w:r>
-      <w:proofErr w:type="spellStart"/>
-      <w:r>
-        <w:rPr>
-          <w:rFonts w:hint="eastAsia"/>
-        </w:rPr>
-        <w:t>fk</w:t>
-      </w:r>
-      <w:proofErr w:type="spellEnd"/>
-      <w:r>
-        <w:rPr>
-          <w:rFonts w:hint="eastAsia"/>
-        </w:rPr>
-        <w:t xml:space="preserve"> 客户表.id）；</w:t>
-      </w:r>
-    </w:p>
-    <w:p>
-      <w:pPr>
-        <w:rPr>
-          <w:rFonts w:hint="eastAsia"/>
-        </w:rPr>
-      </w:pPr>
-      <w:r>
-        <w:rPr>
-          <w:rFonts w:hint="eastAsia"/>
-        </w:rPr>
-        <w:t>4、是否通过CAE平台验证（是/否）；</w:t>
-      </w:r>
-    </w:p>
-    <w:p>
-      <w:pPr>
-        <w:rPr>
-          <w:rFonts w:hint="eastAsia"/>
-        </w:rPr>
-      </w:pPr>
-      <w:r>
-        <w:rPr>
-          <w:rFonts w:hint="eastAsia"/>
-        </w:rPr>
-        <w:t>5、当前版本模型是否有敏感信息（是/否）；</w:t>
-      </w:r>
-    </w:p>
-    <w:p>
-      <w:pPr>
-        <w:rPr>
-          <w:rFonts w:hint="eastAsia"/>
-        </w:rPr>
-      </w:pPr>
-    </w:p>
-    <w:p>
-      <w:pPr>
-        <w:rPr>
-          <w:rFonts w:hint="eastAsia"/>
-        </w:rPr>
-      </w:pPr>
-      <w:r>
-        <w:rPr>
-          <w:rFonts w:hint="eastAsia"/>
-        </w:rPr>
-        <w:t>6、是否加密（是/否）；</w:t>
-      </w:r>
-    </w:p>
-    <w:p>
-      <w:pPr>
-        <w:rPr>
-          <w:rFonts w:hint="eastAsia"/>
-        </w:rPr>
-      </w:pPr>
-      <w:r>
-        <w:rPr>
-          <w:rFonts w:hint="eastAsia"/>
-        </w:rPr>
-        <w:t>7、外壳号（</w:t>
-      </w:r>
-      <w:proofErr w:type="spellStart"/>
-      <w:r>
-        <w:rPr>
-          <w:rFonts w:hint="eastAsia"/>
-        </w:rPr>
-        <w:t>fk</w:t>
-      </w:r>
-      <w:proofErr w:type="spellEnd"/>
-      <w:r>
-        <w:rPr>
-          <w:rFonts w:hint="eastAsia"/>
-        </w:rPr>
-        <w:t xml:space="preserve"> 加密锁表.id)</w:t>
-      </w:r>
-    </w:p>
-    <w:p>
-      <w:pPr>
-        <w:rPr>
-          <w:rFonts w:hint="eastAsia"/>
-        </w:rPr>
-      </w:pPr>
-      <w:r>
-        <w:rPr>
-          <w:rFonts w:hint="eastAsia"/>
-        </w:rPr>
-        <w:t>8、授权ID（</w:t>
-      </w:r>
-      <w:proofErr w:type="spellStart"/>
-      <w:r>
-        <w:rPr>
-          <w:rFonts w:hint="eastAsia"/>
-        </w:rPr>
-        <w:t>fk</w:t>
-      </w:r>
-      <w:proofErr w:type="spellEnd"/>
-      <w:r>
-        <w:rPr>
-          <w:rFonts w:hint="eastAsia"/>
-        </w:rPr>
-        <w:t xml:space="preserve"> 产品授权表.id）</w:t>
-      </w:r>
-    </w:p>
-    <w:p>
-      <w:pPr>
-        <w:rPr>
-          <w:rFonts w:hint="eastAsia"/>
-        </w:rPr>
-      </w:pPr>
-      <w:r>
-        <w:rPr>
-          <w:rFonts w:hint="eastAsia"/>
-        </w:rPr>
-        <w:t>9、备注；</w:t>
-      </w:r>
-    </w:p>
-    <w:p>
-      <w:pPr>
-        <w:rPr>
-          <w:rFonts w:hint="eastAsia"/>
-        </w:rPr>
-      </w:pPr>
-    </w:p>
-    <w:p>
-      <w:pPr>
-        <w:rPr>
-          <w:rFonts w:hint="eastAsia"/>
-        </w:rPr>
-      </w:pPr>
-      <w:r>
-        <w:rPr>
-          <w:rFonts w:hint="eastAsia"/>
-        </w:rPr>
-        <w:t>十、</w:t>
-      </w:r>
-    </w:p>
-    <w:p>
-      <w:pPr>
-        <w:rPr>
-          <w:rFonts w:hint="eastAsia"/>
-        </w:rPr>
-      </w:pPr>
-      <w:r>
-        <w:rPr>
-          <w:rFonts w:hint="eastAsia"/>
-        </w:rPr>
-        <w:t>功能开发工单表</w:t>
-      </w:r>
-    </w:p>
-    <w:p>
-      <w:pPr>
-        <w:rPr>
-          <w:rFonts w:hint="eastAsia"/>
-        </w:rPr>
-      </w:pPr>
-      <w:r>
-        <w:rPr>
-          <w:rFonts w:hint="eastAsia"/>
-        </w:rPr>
-        <w:t>1、ID</w:t>
-      </w:r>
-    </w:p>
-    <w:p>
-      <w:pPr>
-        <w:rPr>
-          <w:rFonts w:hint="eastAsia"/>
-        </w:rPr>
-      </w:pPr>
-      <w:r>
-        <w:rPr>
-          <w:rFonts w:hint="eastAsia"/>
-        </w:rPr>
-        <w:t>2、工单ID(FK)</w:t>
-      </w:r>
-    </w:p>
-    <w:p>
-      <w:pPr>
-        <w:rPr>
-          <w:rFonts w:hint="eastAsia"/>
-        </w:rPr>
-      </w:pPr>
-      <w:r>
-        <w:rPr>
-          <w:rFonts w:hint="eastAsia"/>
-        </w:rPr>
-        <w:t>3、功能描述(创建时)（文本）；</w:t>
-      </w:r>
-    </w:p>
-    <w:p>
-      <w:pPr>
-        <w:rPr>
-          <w:rFonts w:hint="eastAsia"/>
-        </w:rPr>
-      </w:pPr>
-    </w:p>
-    <w:p>
-      <w:pPr>
-        <w:rPr>
-          <w:rFonts w:hint="eastAsia"/>
-        </w:rPr>
-      </w:pPr>
-      <w:r>
-        <w:rPr>
-          <w:rFonts w:hint="eastAsia"/>
-        </w:rPr>
-        <w:t>4、模型ID（FK）</w:t>
-      </w:r>
-    </w:p>
-    <w:p>
-      <w:pPr>
-        <w:rPr>
-          <w:rFonts w:hint="eastAsia"/>
-        </w:rPr>
-      </w:pPr>
-      <w:r>
-        <w:rPr>
-          <w:rFonts w:hint="eastAsia"/>
-        </w:rPr>
-        <w:t>5、模型版本ID（FK）；</w:t>
-      </w:r>
-    </w:p>
-    <w:p>
-      <w:pPr>
-        <w:rPr>
-          <w:rFonts w:hint="eastAsia"/>
-        </w:rPr>
-      </w:pPr>
-      <w:r>
-        <w:rPr>
-          <w:rFonts w:hint="eastAsia"/>
-        </w:rPr>
-        <w:t>6、功能描述(完成时)（文本）；</w:t>
-      </w:r>
-    </w:p>
-    <w:p>
-      <w:pPr>
-        <w:rPr>
-          <w:rFonts w:hint="eastAsia"/>
-        </w:rPr>
-      </w:pPr>
-    </w:p>
-    <w:p>
-      <w:pPr>
-        <w:rPr>
-          <w:rFonts w:hint="eastAsia"/>
-        </w:rPr>
-      </w:pPr>
-      <w:r>
-        <w:rPr>
-          <w:rFonts w:hint="eastAsia"/>
-        </w:rPr>
-        <w:t>十一、</w:t>
-      </w:r>
-    </w:p>
-    <w:p>
-      <w:pPr>
-        <w:rPr>
-          <w:rFonts w:hint="eastAsia"/>
-        </w:rPr>
-      </w:pPr>
-      <w:r>
-        <w:rPr>
-          <w:rFonts w:hint="eastAsia"/>
-        </w:rPr>
-        <w:t>其他工单表</w:t>
-      </w:r>
-    </w:p>
-    <w:p>
-      <w:pPr>
-        <w:rPr>
-          <w:rFonts w:hint="eastAsia"/>
-        </w:rPr>
-      </w:pPr>
-      <w:r>
-        <w:rPr>
-          <w:rFonts w:hint="eastAsia"/>
-        </w:rPr>
-        <w:t>1、ID</w:t>
-      </w:r>
-    </w:p>
-    <w:p>
-      <w:pPr>
-        <w:rPr>
-          <w:rFonts w:hint="eastAsia"/>
-        </w:rPr>
-      </w:pPr>
-      <w:r>
-        <w:rPr>
-          <w:rFonts w:hint="eastAsia"/>
-        </w:rPr>
-        <w:t>2、工单ID(FK)</w:t>
-      </w:r>
-    </w:p>
-    <w:p>
-      <w:pPr>
-        <w:rPr>
-          <w:rFonts w:hint="eastAsia"/>
-        </w:rPr>
-      </w:pPr>
-      <w:r>
-        <w:rPr>
-          <w:rFonts w:hint="eastAsia"/>
-        </w:rPr>
-        <w:t>3、内容描述（文本）；</w:t>
-      </w:r>
-    </w:p>
-    <w:p>
-      <w:pPr>
-        <w:rPr>
-          <w:rFonts w:hint="eastAsia"/>
-        </w:rPr>
-      </w:pPr>
-    </w:p>
-    <w:p>
-      <w:pPr>
-        <w:rPr>
-          <w:rFonts w:hint="eastAsia"/>
-        </w:rPr>
-      </w:pPr>
-      <w:r>
-        <w:rPr>
-          <w:rFonts w:hint="eastAsia"/>
-        </w:rPr>
-        <w:t>4、备注；</w:t>
-      </w:r>
-    </w:p>
-    <w:p>
-      <w:pPr>
-        <w:rPr>
-          <w:rFonts w:hint="eastAsia"/>
-        </w:rPr>
-      </w:pPr>
-    </w:p>
-    <w:p>
-      <w:pPr>
-        <w:rPr>
-          <w:rFonts w:hint="eastAsia"/>
-        </w:rPr>
-      </w:pPr>
-    </w:p>
-    <w:p>
-      <w:pPr>
-        <w:rPr>
-          <w:rFonts w:hint="eastAsia"/>
-        </w:rPr>
-      </w:pPr>
-      <w:r>
-        <w:rPr>
-          <w:rFonts w:hint="eastAsia"/>
-        </w:rPr>
-        <w:t>十三、</w:t>
-      </w:r>
-    </w:p>
-    <w:p>
-      <w:pPr>
-        <w:rPr>
-          <w:rFonts w:hint="eastAsia"/>
-        </w:rPr>
-      </w:pPr>
-      <w:r>
-        <w:rPr>
-          <w:rFonts w:hint="eastAsia"/>
-        </w:rPr>
-        <w:t>操作日志表</w:t>
-      </w:r>
-    </w:p>
-    <w:p>
-      <w:pPr>
-        <w:rPr>
-          <w:rFonts w:hint="eastAsia"/>
-        </w:rPr>
-      </w:pPr>
-      <w:r>
-        <w:rPr>
-          <w:rFonts w:hint="eastAsia"/>
-        </w:rPr>
-        <w:t>1、id</w:t>
-      </w:r>
-    </w:p>
-    <w:p>
-      <w:pPr>
-        <w:rPr>
-          <w:rFonts w:hint="eastAsia"/>
-        </w:rPr>
-      </w:pPr>
-      <w:r>
-        <w:rPr>
-          <w:rFonts w:hint="eastAsia"/>
-        </w:rPr>
-        <w:t>2、用户id（FK）</w:t>
-      </w:r>
-    </w:p>
-    <w:p>
-      <w:pPr>
-        <w:rPr>
-          <w:rFonts w:hint="eastAsia"/>
-        </w:rPr>
-      </w:pPr>
-      <w:r>
-        <w:rPr>
-          <w:rFonts w:hint="eastAsia"/>
-        </w:rPr>
-        <w:t>3、操作类型</w:t>
-      </w:r>
-    </w:p>
-    <w:p>
-      <w:pPr>
-        <w:rPr>
-          <w:rFonts w:hint="eastAsia"/>
-        </w:rPr>
-      </w:pPr>
-      <w:r>
-        <w:rPr>
-          <w:rFonts w:hint="eastAsia"/>
-        </w:rPr>
-        <w:t>4、操作的表格</w:t>
-      </w:r>
-    </w:p>
-    <w:p>
-      <w:pPr>
-        <w:rPr>
-          <w:rFonts w:hint="eastAsia"/>
-        </w:rPr>
-      </w:pPr>
-      <w:r>
-        <w:rPr>
-          <w:rFonts w:hint="eastAsia"/>
-        </w:rPr>
-        <w:t>5、操作的主键id</w:t>
-      </w:r>
-    </w:p>
-    <w:p>
-      <w:pPr>
-        <w:rPr>
-          <w:rFonts w:hint="eastAsia"/>
-        </w:rPr>
-      </w:pPr>
-      <w:r>
-        <w:rPr>
-          <w:rFonts w:hint="eastAsia"/>
-        </w:rPr>
-        <w:t>6、操作前内容</w:t>
-      </w:r>
-    </w:p>
-    <w:p>
-      <w:pPr>
-        <w:rPr>
-          <w:rFonts w:hint="eastAsia"/>
-        </w:rPr>
-      </w:pPr>
-      <w:r>
-        <w:rPr>
-          <w:rFonts w:hint="eastAsia"/>
-        </w:rPr>
-        <w:t>7、操作后内容</w:t>
-      </w:r>
-    </w:p>
-    <w:p>
-      <w:pPr>
-        <w:rPr>
-          <w:rFonts w:hint="eastAsia"/>
-        </w:rPr>
-      </w:pPr>
-      <w:r>
-        <w:rPr>
-          <w:rFonts w:hint="eastAsia"/>
-        </w:rPr>
-        <w:t>8、创建时间</w:t>
-      </w:r>
-    </w:p>
-    <w:p>
-      <w:pPr>
-        <w:rPr>
-          <w:rFonts w:hint="eastAsia"/>
-        </w:rPr>
-      </w:pPr>
-    </w:p>
-    <w:p>
-      <w:pPr>
-        <w:rPr>
-          <w:rFonts w:hint="eastAsia"/>
-        </w:rPr>
-      </w:pPr>
-      <w:r>
-        <w:rPr>
-          <w:rFonts w:hint="eastAsia"/>
-        </w:rPr>
-        <w:t>核心表</w:t>
-      </w:r>
-    </w:p>
-    <w:p>
-      <w:pPr>
-        <w:rPr>
-          <w:rFonts w:hint="eastAsia"/>
-        </w:rPr>
-      </w:pPr>
-      <w:r>
-        <w:rPr>
-          <w:rFonts w:hint="eastAsia"/>
-        </w:rPr>
-        <w:t>十四、</w:t>
-      </w:r>
-    </w:p>
-    <w:p>
-      <w:pPr>
-        <w:rPr>
-          <w:rFonts w:hint="eastAsia"/>
-        </w:rPr>
-      </w:pPr>
-      <w:r>
-        <w:rPr>
-          <w:rFonts w:hint="eastAsia"/>
-        </w:rPr>
-        <w:t>工单表字段：</w:t>
-      </w:r>
-    </w:p>
-    <w:p>
-      <w:pPr>
-        <w:rPr>
-          <w:rFonts w:hint="eastAsia"/>
-        </w:rPr>
-      </w:pPr>
-      <w:r>
-        <w:rPr>
-          <w:rFonts w:hint="eastAsia"/>
-        </w:rPr>
-        <w:t>1、id</w:t>
-      </w:r>
-    </w:p>
-    <w:p>
-      <w:pPr>
-        <w:rPr>
-          <w:rFonts w:hint="eastAsia"/>
-        </w:rPr>
-      </w:pPr>
-      <w:r>
-        <w:rPr>
-          <w:rFonts w:hint="eastAsia"/>
-        </w:rPr>
-        <w:t>2、*发起人；(FK)</w:t>
-      </w:r>
-    </w:p>
-    <w:p>
-      <w:pPr>
-        <w:rPr>
-          <w:rFonts w:hint="eastAsia"/>
-        </w:rPr>
-      </w:pPr>
-      <w:r>
-        <w:rPr>
-          <w:rFonts w:hint="eastAsia"/>
-        </w:rPr>
-        <w:t>3、*发起时间；</w:t>
-      </w:r>
-    </w:p>
-    <w:p>
-      <w:pPr>
-        <w:rPr>
-          <w:rFonts w:hint="eastAsia"/>
-        </w:rPr>
-      </w:pPr>
-      <w:r>
-        <w:rPr>
-          <w:rFonts w:hint="eastAsia"/>
-        </w:rPr>
-        <w:t>4、*工单类型（问题复现；版本迭代；直接封装+发送；交付发送；功能开发；其他）</w:t>
-      </w:r>
-    </w:p>
-    <w:p>
-      <w:pPr>
-        <w:rPr>
-          <w:rFonts w:hint="eastAsia"/>
-        </w:rPr>
-      </w:pPr>
-      <w:r>
-        <w:rPr>
-          <w:rFonts w:hint="eastAsia"/>
-        </w:rPr>
-        <w:t>6、模型ID（FK）</w:t>
-      </w:r>
-    </w:p>
-    <w:p>
-      <w:pPr>
-        <w:rPr>
-          <w:rFonts w:hint="eastAsia"/>
-        </w:rPr>
-      </w:pPr>
-      <w:r>
-        <w:rPr>
-          <w:rFonts w:hint="eastAsia"/>
-        </w:rPr>
-        <w:t>7、模型版本ID（FK）</w:t>
-      </w:r>
-    </w:p>
-    <w:p>
-      <w:pPr>
-        <w:rPr>
-          <w:rFonts w:hint="eastAsia"/>
-        </w:rPr>
-      </w:pPr>
-      <w:r>
-        <w:rPr>
-          <w:rFonts w:hint="eastAsia"/>
-        </w:rPr>
-        <w:t>8、工单状态（'草稿','待审批','待分发','进行中','已完成','已退回'）</w:t>
-      </w:r>
-    </w:p>
-    <w:p>
-      <w:pPr>
-        <w:rPr>
-          <w:rFonts w:hint="eastAsia"/>
-        </w:rPr>
-      </w:pPr>
-      <w:r>
-        <w:rPr>
-          <w:rFonts w:hint="eastAsia"/>
-        </w:rPr>
-        <w:t>9、*审批人；（FK）</w:t>
-      </w:r>
-    </w:p>
-    <w:p>
-      <w:pPr>
-        <w:rPr>
-          <w:rFonts w:hint="eastAsia"/>
-        </w:rPr>
-      </w:pPr>
-      <w:r>
-        <w:rPr>
-          <w:rFonts w:hint="eastAsia"/>
-        </w:rPr>
-        <w:t>10、*参考优先级（'紧急','一般'）；</w:t>
-      </w:r>
-    </w:p>
-    <w:p>
-      <w:pPr>
-        <w:rPr>
-          <w:rFonts w:hint="eastAsia"/>
-        </w:rPr>
-      </w:pPr>
-      <w:r>
-        <w:rPr>
-          <w:rFonts w:hint="eastAsia"/>
-        </w:rPr>
-        <w:t>11、*分发人；（FK）</w:t>
-      </w:r>
-    </w:p>
-    <w:p>
-      <w:pPr>
-        <w:rPr>
-          <w:rFonts w:hint="eastAsia"/>
-        </w:rPr>
-      </w:pPr>
-      <w:r>
-        <w:rPr>
-          <w:rFonts w:hint="eastAsia"/>
-        </w:rPr>
-        <w:t>12、*审批时间；</w:t>
-      </w:r>
-    </w:p>
-    <w:p>
-      <w:pPr>
-        <w:rPr>
-          <w:rFonts w:hint="eastAsia"/>
-        </w:rPr>
-      </w:pPr>
-      <w:r>
-        <w:rPr>
-          <w:rFonts w:hint="eastAsia"/>
-        </w:rPr>
-        <w:t>13、 *任务优先级（'紧急','一般'）；</w:t>
-      </w:r>
-    </w:p>
-    <w:p>
-      <w:pPr>
-        <w:rPr>
-          <w:rFonts w:hint="eastAsia"/>
-        </w:rPr>
-      </w:pPr>
-      <w:r>
-        <w:rPr>
-          <w:rFonts w:hint="eastAsia"/>
-        </w:rPr>
-        <w:t>14、 *分发时间；</w:t>
-      </w:r>
-    </w:p>
-    <w:p>
-      <w:pPr>
-        <w:rPr>
-          <w:rFonts w:hint="eastAsia"/>
-        </w:rPr>
-      </w:pPr>
-      <w:r>
-        <w:rPr>
-          <w:rFonts w:hint="eastAsia"/>
-        </w:rPr>
-        <w:t>15、完成时间；</w:t>
-      </w:r>
-    </w:p>
-    <w:p>
-      <w:pPr>
-        <w:rPr>
-          <w:rFonts w:hint="eastAsia"/>
-        </w:rPr>
-      </w:pPr>
-    </w:p>
-    <w:p>
-      <w:pPr>
-        <w:rPr>
-          <w:rFonts w:hint="eastAsia"/>
-        </w:rPr>
-      </w:pPr>
-    </w:p>
-    <w:p>
-      <w:pPr>
-        <w:rPr>
-          <w:rFonts w:hint="eastAsia"/>
-        </w:rPr>
-      </w:pPr>
-    </w:p>
-    <w:p>
-      <w:pPr>
-        <w:rPr>
-          <w:rFonts w:hint="eastAsia"/>
-        </w:rPr>
-      </w:pPr>
-    </w:p>
-    <w:p>
-      <w:pPr>
-        <w:rPr>
-          <w:rFonts w:hint="eastAsia"/>
-        </w:rPr>
-      </w:pPr>
-    </w:p>
-    <w:p>
-      <w:pPr>
-        <w:rPr>
-          <w:rFonts w:hint="eastAsia"/>
-        </w:rPr>
-      </w:pPr>
-    </w:p>
-    <w:p>
-      <w:pPr>
-        <w:rPr>
-          <w:rFonts w:hint="eastAsia"/>
-        </w:rPr>
-      </w:pPr>
-    </w:p>
-    <w:p>
-      <w:pPr>
-        <w:rPr>
-          <w:rFonts w:hint="eastAsia"/>
-        </w:rPr>
-      </w:pPr>
-    </w:p>
-    <w:p>
-      <w:pPr>
-        <w:rPr>
-          <w:rFonts w:hint="eastAsia"/>
-        </w:rPr>
-      </w:pPr>
-      <w:r>
-        <w:rPr>
-          <w:rFonts w:hint="eastAsia"/>
-        </w:rPr>
-        <w:t>·································································································</w:t>
-      </w:r>
-    </w:p>
-    <w:p>
-      <w:pPr>
-        <w:rPr>
-          <w:rFonts w:hint="eastAsia"/>
-        </w:rPr>
-      </w:pPr>
-    </w:p>
-    <w:p>
-      <w:pPr>
-        <w:rPr>
-          <w:rFonts w:hint="eastAsia"/>
-        </w:rPr>
-      </w:pPr>
-      <w:r>
-        <w:rPr>
-          <w:rFonts w:hint="eastAsia"/>
-        </w:rPr>
-        <w:t>十五、</w:t>
-      </w:r>
-    </w:p>
-    <w:p>
-      <w:pPr>
-        <w:rPr>
-          <w:rFonts w:hint="eastAsia"/>
-        </w:rPr>
-      </w:pPr>
-      <w:r>
-        <w:rPr>
-          <w:rFonts w:hint="eastAsia"/>
-        </w:rPr>
-        <w:t>加密锁表</w:t>
-      </w:r>
-    </w:p>
-    <w:p>
-      <w:pPr>
-        <w:rPr>
-          <w:rFonts w:hint="eastAsia"/>
-        </w:rPr>
-      </w:pPr>
-      <w:r>
-        <w:rPr>
-          <w:rFonts w:hint="eastAsia"/>
-        </w:rPr>
-        <w:lastRenderedPageBreak/>
-        <w:t>1、ID；</w:t>
-      </w:r>
-    </w:p>
-    <w:p>
-      <w:pPr>
-        <w:rPr>
-          <w:rFonts w:hint="eastAsia"/>
-        </w:rPr>
-      </w:pPr>
-      <w:r>
-        <w:rPr>
-          <w:rFonts w:hint="eastAsia"/>
-        </w:rPr>
-        <w:t>2、外壳号；</w:t>
-      </w:r>
-    </w:p>
-    <w:p>
-      <w:pPr>
-        <w:rPr>
-          <w:rFonts w:hint="eastAsia"/>
-        </w:rPr>
-      </w:pPr>
-      <w:r>
-        <w:rPr>
-          <w:rFonts w:hint="eastAsia"/>
-        </w:rPr>
-        <w:t>3、外壳序列号；</w:t>
-      </w:r>
-    </w:p>
-    <w:p>
-      <w:pPr>
-        <w:rPr>
-          <w:rFonts w:hint="eastAsia"/>
-        </w:rPr>
-      </w:pPr>
-      <w:r>
-        <w:rPr>
-          <w:rFonts w:hint="eastAsia"/>
-        </w:rPr>
-        <w:t>4、备注；</w:t>
-      </w:r>
-    </w:p>
-    <w:p>
-      <w:pPr>
-        <w:rPr>
-          <w:rFonts w:hint="eastAsia"/>
-        </w:rPr>
-      </w:pPr>
-      <w:r>
-        <w:rPr>
-          <w:rFonts w:hint="eastAsia"/>
-        </w:rPr>
-        <w:t>5、状态（出库；入库；损坏；丢失）；</w:t>
-      </w:r>
-    </w:p>
-    <w:p>
-      <w:pPr>
-        <w:rPr>
-          <w:rFonts w:hint="eastAsia"/>
-        </w:rPr>
-      </w:pPr>
-    </w:p>
-    <w:p>
-      <w:pPr>
-        <w:rPr>
-          <w:rFonts w:hint="eastAsia"/>
-        </w:rPr>
-      </w:pPr>
-      <w:r>
-        <w:rPr>
-          <w:rFonts w:hint="eastAsia"/>
-        </w:rPr>
-        <w:t>十六、</w:t>
-      </w:r>
-    </w:p>
-    <w:p>
-      <w:pPr>
-        <w:rPr>
-          <w:rFonts w:hint="eastAsia"/>
-        </w:rPr>
-      </w:pPr>
-      <w:r>
-        <w:rPr>
-          <w:rFonts w:hint="eastAsia"/>
-        </w:rPr>
-        <w:t>产品授权表</w:t>
-      </w:r>
-    </w:p>
-    <w:p>
-      <w:pPr>
-        <w:rPr>
-          <w:rFonts w:hint="eastAsia"/>
-        </w:rPr>
-      </w:pPr>
-      <w:r>
-        <w:rPr>
-          <w:rFonts w:hint="eastAsia"/>
-        </w:rPr>
-        <w:t>1、ID；</w:t>
-      </w:r>
-    </w:p>
-    <w:p>
-      <w:pPr>
-        <w:rPr>
-          <w:rFonts w:hint="eastAsia"/>
-        </w:rPr>
-      </w:pPr>
-      <w:r>
-        <w:rPr>
-          <w:rFonts w:hint="eastAsia"/>
-        </w:rPr>
-        <w:t>2、加密锁表（FK 加密锁表.id）；</w:t>
-      </w:r>
-    </w:p>
-    <w:p>
-      <w:pPr>
-        <w:rPr>
-          <w:rFonts w:hint="eastAsia"/>
-        </w:rPr>
-      </w:pPr>
-      <w:r>
-        <w:rPr>
-          <w:rFonts w:hint="eastAsia"/>
-        </w:rPr>
-        <w:t>4、授权ID(2025071010)；</w:t>
-      </w:r>
-    </w:p>
-    <w:p>
-      <w:pPr>
-        <w:rPr>
-          <w:rFonts w:hint="eastAsia"/>
-        </w:rPr>
-      </w:pPr>
-      <w:r>
-        <w:rPr>
-          <w:rFonts w:hint="eastAsia"/>
-        </w:rPr>
-        <w:t>5、加密类型（本地锁/网络锁/软锁授权）；</w:t>
-      </w:r>
-    </w:p>
-    <w:p>
-      <w:pPr>
-        <w:rPr>
-          <w:rFonts w:hint="eastAsia"/>
-        </w:rPr>
-      </w:pPr>
-      <w:r>
-        <w:rPr>
-          <w:rFonts w:hint="eastAsia"/>
-        </w:rPr>
-        <w:t>6、授权开始日期；</w:t>
-      </w:r>
-    </w:p>
-    <w:p>
-      <w:pPr>
-        <w:rPr>
-          <w:rFonts w:hint="eastAsia"/>
-        </w:rPr>
-      </w:pPr>
-      <w:r>
-        <w:rPr>
-          <w:rFonts w:hint="eastAsia"/>
-        </w:rPr>
-        <w:t>7、授权结束日期；</w:t>
-      </w:r>
-    </w:p>
-    <w:p>
-      <w:pPr>
-        <w:rPr>
-          <w:rFonts w:hint="eastAsia"/>
-        </w:rPr>
-      </w:pPr>
-      <w:r>
-        <w:rPr>
-          <w:rFonts w:hint="eastAsia"/>
-        </w:rPr>
-        <w:t>8、授权状态（未授权/授权中/已过期）;</w:t>
-      </w:r>
-    </w:p>
-    <w:p>
-      <w:pPr>
-        <w:rPr>
-          <w:rFonts w:hint="eastAsia"/>
-        </w:rPr>
-      </w:pPr>
-      <w:r>
-        <w:rPr>
-          <w:rFonts w:hint="eastAsia"/>
-        </w:rPr>
-        <w:t>9、备注（填写软锁信息、填写网络锁）；</w:t>
-      </w:r>
-    </w:p>
-    <w:p>
-      <w:r>
-        <w:rPr>
-          <w:rFonts w:hint="eastAsia"/>
-        </w:rPr>
-        <w:t>联合唯一约束（2，4）</w:t>
-      </w:r>
-    </w:p>
-    <w:p>
-      <w:pPr>
-        <w:rPr>
-          <w:rFonts w:hint="eastAsia"/>
-        </w:rPr>
-      </w:pPr>
-    </w:p>
-    <w:p>
-      <w:pPr>
-        <w:rPr>
-          <w:rFonts w:hint="eastAsia"/>
-        </w:rPr>
-      </w:pPr>
-      <w:r>
-        <w:rPr>
-          <w:rFonts w:hint="eastAsia"/>
-        </w:rPr>
-        <w:t>十七、</w:t>
-      </w:r>
-    </w:p>
-    <w:p>
-      <w:pPr>
-        <w:rPr>
-          <w:rFonts w:hint="eastAsia"/>
-        </w:rPr>
-      </w:pPr>
-      <w:r>
-        <w:rPr>
-          <w:rFonts w:hint="eastAsia"/>
-        </w:rPr>
-        <w:t>客户信息表</w:t>
-      </w:r>
-    </w:p>
-    <w:p>
-      <w:pPr>
-        <w:rPr>
-          <w:rFonts w:hint="eastAsia"/>
-        </w:rPr>
-      </w:pPr>
-      <w:r>
-        <w:rPr>
-          <w:rFonts w:hint="eastAsia"/>
-        </w:rPr>
-        <w:t>1、ID；</w:t>
-      </w:r>
-    </w:p>
-    <w:p>
-      <w:pPr>
-        <w:rPr>
-          <w:rFonts w:hint="eastAsia"/>
-        </w:rPr>
-      </w:pPr>
-      <w:r>
-        <w:rPr>
-          <w:rFonts w:hint="eastAsia"/>
-        </w:rPr>
-        <w:t>2、客户名称;</w:t>
-      </w:r>
-    </w:p>
-    <w:p>
-      <w:r>
-        <w:rPr>
-          <w:rFonts w:hint="eastAsia"/>
-        </w:rPr>
-        <w:t>3、备注</w:t>
-      </w:r>
-    </w:p>
-    <w:p>
-      <w:pPr>
-        <w:rPr>
-          <w:rFonts w:hint="eastAsia"/>
-        </w:rPr>
-      </w:pPr>
-    </w:p>
-    <w:p>
-      <w:pPr>
-        <w:rPr>
-          <w:rFonts w:hint="eastAsia"/>
-        </w:rPr>
-      </w:pPr>
-      <w:r>
-        <w:rPr>
-          <w:rFonts w:hint="eastAsia"/>
-        </w:rPr>
-        <w:t>十八</w:t>
-      </w:r>
-    </w:p>
-    <w:p>
-      <w:pPr>
-        <w:rPr>
-          <w:rFonts w:hint="eastAsia"/>
-        </w:rPr>
-      </w:pPr>
-      <w:r>
-        <w:rPr>
-          <w:rFonts w:hint="eastAsia"/>
-        </w:rPr>
-        <w:t>加密锁历史信息表</w:t>
-      </w:r>
-    </w:p>
-    <w:p>
-      <w:pPr>
-        <w:rPr>
-          <w:rFonts w:hint="eastAsia"/>
-        </w:rPr>
-      </w:pPr>
-      <w:r>
-        <w:rPr>
-          <w:rFonts w:hint="eastAsia"/>
-        </w:rPr>
-        <w:t>1、ID；</w:t>
-      </w:r>
-    </w:p>
-    <w:p>
-      <w:pPr>
-        <w:rPr>
-          <w:rFonts w:hint="eastAsia"/>
-        </w:rPr>
-      </w:pPr>
-      <w:r>
-        <w:rPr>
-          <w:rFonts w:hint="eastAsia"/>
-        </w:rPr>
-        <w:t>2、加密锁（</w:t>
-      </w:r>
-      <w:proofErr w:type="spellStart"/>
-      <w:r>
-        <w:rPr>
-          <w:rFonts w:hint="eastAsia"/>
-        </w:rPr>
-        <w:t>fk</w:t>
-      </w:r>
-      <w:proofErr w:type="spellEnd"/>
-      <w:r>
-        <w:rPr>
-          <w:rFonts w:hint="eastAsia"/>
-        </w:rPr>
-        <w:t xml:space="preserve"> 加密锁表.id）</w:t>
-      </w:r>
-    </w:p>
-    <w:p>
-      <w:pPr>
-        <w:rPr>
-          <w:rFonts w:hint="eastAsia"/>
-        </w:rPr>
-      </w:pPr>
-      <w:r>
-        <w:rPr>
-          <w:rFonts w:hint="eastAsia"/>
-        </w:rPr>
-        <w:t>3、入库时间；</w:t>
-      </w:r>
-    </w:p>
-    <w:p>
-      <w:pPr>
-        <w:rPr>
-          <w:rFonts w:hint="eastAsia"/>
-        </w:rPr>
-      </w:pPr>
-      <w:r>
-        <w:rPr>
-          <w:rFonts w:hint="eastAsia"/>
-        </w:rPr>
-        <w:t>4、出库时间；</w:t>
-      </w:r>
-    </w:p>
-    <w:p>
-      <w:pPr>
-        <w:rPr>
-          <w:rFonts w:hint="eastAsia"/>
-        </w:rPr>
-      </w:pPr>
-    </w:p>
-    <w:p>
-      <w:pPr>
-        <w:rPr>
-          <w:rFonts w:hint="eastAsia"/>
-        </w:rPr>
-      </w:pPr>
-      <w:r>
-        <w:rPr>
-          <w:rFonts w:hint="eastAsia"/>
-        </w:rPr>
-        <w:t>十九</w:t>
-      </w:r>
-    </w:p>
-    <w:p>
-      <w:pPr>
-        <w:rPr>
-          <w:rFonts w:hint="eastAsia"/>
-        </w:rPr>
-      </w:pPr>
-      <w:r>
-        <w:rPr>
-          <w:rFonts w:hint="eastAsia"/>
-        </w:rPr>
-        <w:t>加密锁历史信息表</w:t>
-      </w:r>
-    </w:p>
-    <w:p>
-      <w:pPr>
-        <w:rPr>
-          <w:rFonts w:hint="eastAsia"/>
-        </w:rPr>
-      </w:pPr>
-      <w:r>
-        <w:rPr>
-          <w:rFonts w:hint="eastAsia"/>
-        </w:rPr>
-        <w:t>1、ID；</w:t>
-      </w:r>
-    </w:p>
-    <w:p>
-      <w:pPr>
-        <w:rPr>
-          <w:rFonts w:hint="eastAsia"/>
-        </w:rPr>
-      </w:pPr>
-      <w:r>
-        <w:rPr>
-          <w:rFonts w:hint="eastAsia"/>
-        </w:rPr>
-        <w:t>2、加密锁（</w:t>
-      </w:r>
-      <w:proofErr w:type="spellStart"/>
-      <w:r>
-        <w:rPr>
-          <w:rFonts w:hint="eastAsia"/>
-        </w:rPr>
-        <w:t>fk</w:t>
-      </w:r>
-      <w:proofErr w:type="spellEnd"/>
-      <w:r>
-        <w:rPr>
-          <w:rFonts w:hint="eastAsia"/>
-        </w:rPr>
-        <w:t xml:space="preserve"> 加密锁表.id）</w:t>
-      </w:r>
-    </w:p>
-    <w:p>
-      <w:pPr>
-        <w:rPr>
-          <w:rFonts w:hint="eastAsia"/>
-        </w:rPr>
-      </w:pPr>
-      <w:r>
-        <w:rPr>
-          <w:rFonts w:hint="eastAsia"/>
-        </w:rPr>
-        <w:t>3、入库时间；</w:t>
-      </w:r>
-    </w:p>
-    <w:p>
-      <w:pPr>
-        <w:rPr>
-          <w:rFonts w:hint="eastAsia"/>
-        </w:rPr>
-      </w:pPr>
-      <w:r>
-        <w:rPr>
-          <w:rFonts w:hint="eastAsia"/>
-        </w:rPr>
-        <w:t>4、出库时间；</w:t>
-      </w:r>
-    </w:p>
-    <w:p>
-      <w:pPr>
-        <w:rPr>
-          <w:rFonts w:hint="eastAsia"/>
-        </w:rPr>
-      </w:pPr>
-    </w:p>
-    <w:p>
-      <w:pPr>
-        <w:rPr>
-          <w:rFonts w:hint="eastAsia"/>
-        </w:rPr>
-      </w:pPr>
-      <w:r>
-        <w:rPr>
-          <w:rFonts w:hint="eastAsia"/>
-        </w:rPr>
-        <w:t>二十</w:t>
-      </w:r>
-    </w:p>
-    <w:p>
-      <w:pPr>
-        <w:rPr>
-          <w:rFonts w:hint="eastAsia"/>
-        </w:rPr>
-      </w:pPr>
-      <w:r>
-        <w:rPr>
-          <w:rFonts w:hint="eastAsia"/>
-        </w:rPr>
-        <w:t>复现工单附件信息表</w:t>
-      </w:r>
-    </w:p>
-    <w:p>
-      <w:pPr>
-        <w:rPr>
-          <w:rFonts w:hint="eastAsia"/>
-        </w:rPr>
-      </w:pPr>
-      <w:r>
-        <w:rPr>
-          <w:rFonts w:hint="eastAsia"/>
-        </w:rPr>
-        <w:t>1、ID</w:t>
-      </w:r>
-    </w:p>
-    <w:p>
-      <w:pPr>
-        <w:rPr>
-          <w:rFonts w:hint="eastAsia"/>
-        </w:rPr>
-      </w:pPr>
-      <w:r>
-        <w:rPr>
-          <w:rFonts w:hint="eastAsia"/>
-        </w:rPr>
         <w:t>2、工单ID（FK)</w:t>
       </w:r>
     </w:p>
@@ -2841,18 +2848,20 @@
       </w:r>
     </w:p>
     <w:p>
-      <w:pPr>
-        <w:rPr>
-          <w:rFonts w:hint="eastAsia"/>
-        </w:rPr>
-      </w:pPr>
-      <w:r>
-        <w:rPr>
-          <w:rFonts w:hint="eastAsia"/>
-        </w:rPr>
-        <w:lastRenderedPageBreak/>
+      <w:r>
+        <w:rPr>
+          <w:rFonts w:hint="eastAsia"/>
+        </w:rPr>
         <w:t>5、附件上传时间</w:t>
       </w:r>
+    </w:p>
+    <w:p/>
+    <w:p>
+      <w:pPr>
+        <w:rPr>
+          <w:rFonts w:hint="eastAsia"/>
+        </w:rPr>
+      </w:pPr>
     </w:p>
     <w:sectPr>
       <w:pgSz w:w="11906" w:h="16838"/>
@@ -2862,6 +2871,195 @@
     </w:sectPr>
   </w:body>
 </w:document>
+</file>
+
+<file path=word/numbering.xml><?xml version="1.0" encoding="utf-8"?>
+<w:numbering xmlns:wpc="http://schemas.microsoft.com/office/word/2010/wordprocessingCanvas" xmlns:cx="http://schemas.microsoft.com/office/drawing/2014/chartex" xmlns:cx1="http://schemas.microsoft.com/office/drawing/2015/9/8/chartex" xmlns:cx2="http://schemas.microsoft.com/office/drawing/2015/10/21/chartex" xmlns:cx3="http://schemas.microsoft.com/office/drawing/2016/5/9/chartex" xmlns:cx4="http://schemas.microsoft.com/office/drawing/2016/5/10/chartex" xmlns:cx5="http://schemas.microsoft.com/office/drawing/2016/5/11/chartex" xmlns:cx6="http://schemas.microsoft.com/office/drawing/2016/5/12/chartex" xmlns:cx7="http://schemas.microsoft.com/office/drawing/2016/5/13/chartex" xmlns:cx8="http://schemas.microsoft.com/office/drawing/2016/5/14/chartex" xmlns:mc="http://schemas.openxmlformats.org/markup-compatibility/2006" xmlns:aink="http://schemas.microsoft.com/office/drawing/2016/ink" xmlns:am3d="http://schemas.microsoft.com/office/drawing/2017/model3d" xmlns:o="urn:schemas-microsoft-com:office:office" xmlns:oel="http://schemas.microsoft.com/office/2019/extlst" xmlns:r="http://schemas.openxmlformats.org/officeDocument/2006/relationships" xmlns:m="http://schemas.openxmlformats.org/officeDocument/2006/math" xmlns:v="urn:schemas-microsoft-com:vml" xmlns:wp14="http://schemas.microsoft.com/office/word/2010/wordprocessingDrawing" xmlns:wp="http://schemas.openxmlformats.org/drawingml/2006/wordprocessingDrawing" xmlns:w10="urn:schemas-microsoft-com:office:word" xmlns:w="http://schemas.openxmlformats.org/wordprocessingml/2006/main" xmlns:w14="http://schemas.microsoft.com/office/word/2010/wordml" xmlns:w15="http://schemas.microsoft.com/office/word/2012/wordml" xmlns:w16cex="http://schemas.microsoft.com/office/word/2018/wordml/cex" xmlns:w16cid="http://schemas.microsoft.com/office/word/2016/wordml/cid" xmlns:w16="http://schemas.microsoft.com/office/word/2018/wordml" xmlns:w16du="http://schemas.microsoft.com/office/word/2023/wordml/word16du" xmlns:w16sdtdh="http://schemas.microsoft.com/office/word/2020/wordml/sdtdatahash" xmlns:w16sdtfl="http://schemas.microsoft.com/office/word/2024/wordml/sdtformatlock" xmlns:w16se="http://schemas.microsoft.com/office/word/2015/wordml/symex" xmlns:wpg="http://schemas.microsoft.com/office/word/2010/wordprocessingGroup" xmlns:wpi="http://schemas.microsoft.com/office/word/2010/wordprocessingInk" xmlns:wne="http://schemas.microsoft.com/office/word/2006/wordml" xmlns:wps="http://schemas.microsoft.com/office/word/2010/wordprocessingShape" mc:Ignorable="w14 w15 w16se w16cid w16 w16cex w16sdtdh w16sdtfl w16du wp14">
+  <w:abstractNum w:abstractNumId="0" w15:restartNumberingAfterBreak="0">
+    <w:nsid w:val="2CEE6825"/>
+    <w:multiLevelType w:val="hybridMultilevel"/>
+    <w:tmpl w:val="4288E3AC"/>
+    <w:lvl w:ilvl="0" w:tplc="E22A1446">
+      <w:start w:val="1"/>
+      <w:numFmt w:val="decimal"/>
+      <w:lvlText w:val="%1、"/>
+      <w:lvlJc w:val="left"/>
+      <w:pPr>
+        <w:ind w:left="360" w:hanging="360"/>
+      </w:pPr>
+      <w:rPr>
+        <w:rFonts w:hint="default"/>
+      </w:rPr>
+    </w:lvl>
+    <w:lvl w:ilvl="1" w:tplc="04090019" w:tentative="1">
+      <w:start w:val="1"/>
+      <w:numFmt w:val="lowerLetter"/>
+      <w:lvlText w:val="%2)"/>
+      <w:lvlJc w:val="left"/>
+      <w:pPr>
+        <w:ind w:left="880" w:hanging="440"/>
+      </w:pPr>
+    </w:lvl>
+    <w:lvl w:ilvl="2" w:tplc="0409001B" w:tentative="1">
+      <w:start w:val="1"/>
+      <w:numFmt w:val="lowerRoman"/>
+      <w:lvlText w:val="%3."/>
+      <w:lvlJc w:val="right"/>
+      <w:pPr>
+        <w:ind w:left="1320" w:hanging="440"/>
+      </w:pPr>
+    </w:lvl>
+    <w:lvl w:ilvl="3" w:tplc="0409000F" w:tentative="1">
+      <w:start w:val="1"/>
+      <w:numFmt w:val="decimal"/>
+      <w:lvlText w:val="%4."/>
+      <w:lvlJc w:val="left"/>
+      <w:pPr>
+        <w:ind w:left="1760" w:hanging="440"/>
+      </w:pPr>
+    </w:lvl>
+    <w:lvl w:ilvl="4" w:tplc="04090019" w:tentative="1">
+      <w:start w:val="1"/>
+      <w:numFmt w:val="lowerLetter"/>
+      <w:lvlText w:val="%5)"/>
+      <w:lvlJc w:val="left"/>
+      <w:pPr>
+        <w:ind w:left="2200" w:hanging="440"/>
+      </w:pPr>
+    </w:lvl>
+    <w:lvl w:ilvl="5" w:tplc="0409001B" w:tentative="1">
+      <w:start w:val="1"/>
+      <w:numFmt w:val="lowerRoman"/>
+      <w:lvlText w:val="%6."/>
+      <w:lvlJc w:val="right"/>
+      <w:pPr>
+        <w:ind w:left="2640" w:hanging="440"/>
+      </w:pPr>
+    </w:lvl>
+    <w:lvl w:ilvl="6" w:tplc="0409000F" w:tentative="1">
+      <w:start w:val="1"/>
+      <w:numFmt w:val="decimal"/>
+      <w:lvlText w:val="%7."/>
+      <w:lvlJc w:val="left"/>
+      <w:pPr>
+        <w:ind w:left="3080" w:hanging="440"/>
+      </w:pPr>
+    </w:lvl>
+    <w:lvl w:ilvl="7" w:tplc="04090019" w:tentative="1">
+      <w:start w:val="1"/>
+      <w:numFmt w:val="lowerLetter"/>
+      <w:lvlText w:val="%8)"/>
+      <w:lvlJc w:val="left"/>
+      <w:pPr>
+        <w:ind w:left="3520" w:hanging="440"/>
+      </w:pPr>
+    </w:lvl>
+    <w:lvl w:ilvl="8" w:tplc="0409001B" w:tentative="1">
+      <w:start w:val="1"/>
+      <w:numFmt w:val="lowerRoman"/>
+      <w:lvlText w:val="%9."/>
+      <w:lvlJc w:val="right"/>
+      <w:pPr>
+        <w:ind w:left="3960" w:hanging="440"/>
+      </w:pPr>
+    </w:lvl>
+  </w:abstractNum>
+  <w:abstractNum w:abstractNumId="1" w15:restartNumberingAfterBreak="0">
+    <w:nsid w:val="63573E85"/>
+    <w:multiLevelType w:val="hybridMultilevel"/>
+    <w:tmpl w:val="EA685AF6"/>
+    <w:lvl w:ilvl="0" w:tplc="93DA91B8">
+      <w:start w:val="1"/>
+      <w:numFmt w:val="decimal"/>
+      <w:lvlText w:val="%1、"/>
+      <w:lvlJc w:val="left"/>
+      <w:pPr>
+        <w:ind w:left="360" w:hanging="360"/>
+      </w:pPr>
+      <w:rPr>
+        <w:rFonts w:hint="default"/>
+      </w:rPr>
+    </w:lvl>
+    <w:lvl w:ilvl="1" w:tplc="04090019" w:tentative="1">
+      <w:start w:val="1"/>
+      <w:numFmt w:val="lowerLetter"/>
+      <w:lvlText w:val="%2)"/>
+      <w:lvlJc w:val="left"/>
+      <w:pPr>
+        <w:ind w:left="880" w:hanging="440"/>
+      </w:pPr>
+    </w:lvl>
+    <w:lvl w:ilvl="2" w:tplc="0409001B" w:tentative="1">
+      <w:start w:val="1"/>
+      <w:numFmt w:val="lowerRoman"/>
+      <w:lvlText w:val="%3."/>
+      <w:lvlJc w:val="right"/>
+      <w:pPr>
+        <w:ind w:left="1320" w:hanging="440"/>
+      </w:pPr>
+    </w:lvl>
+    <w:lvl w:ilvl="3" w:tplc="0409000F" w:tentative="1">
+      <w:start w:val="1"/>
+      <w:numFmt w:val="decimal"/>
+      <w:lvlText w:val="%4."/>
+      <w:lvlJc w:val="left"/>
+      <w:pPr>
+        <w:ind w:left="1760" w:hanging="440"/>
+      </w:pPr>
+    </w:lvl>
+    <w:lvl w:ilvl="4" w:tplc="04090019" w:tentative="1">
+      <w:start w:val="1"/>
+      <w:numFmt w:val="lowerLetter"/>
+      <w:lvlText w:val="%5)"/>
+      <w:lvlJc w:val="left"/>
+      <w:pPr>
+        <w:ind w:left="2200" w:hanging="440"/>
+      </w:pPr>
+    </w:lvl>
+    <w:lvl w:ilvl="5" w:tplc="0409001B" w:tentative="1">
+      <w:start w:val="1"/>
+      <w:numFmt w:val="lowerRoman"/>
+      <w:lvlText w:val="%6."/>
+      <w:lvlJc w:val="right"/>
+      <w:pPr>
+        <w:ind w:left="2640" w:hanging="440"/>
+      </w:pPr>
+    </w:lvl>
+    <w:lvl w:ilvl="6" w:tplc="0409000F" w:tentative="1">
+      <w:start w:val="1"/>
+      <w:numFmt w:val="decimal"/>
+      <w:lvlText w:val="%7."/>
+      <w:lvlJc w:val="left"/>
+      <w:pPr>
+        <w:ind w:left="3080" w:hanging="440"/>
+      </w:pPr>
+    </w:lvl>
+    <w:lvl w:ilvl="7" w:tplc="04090019" w:tentative="1">
+      <w:start w:val="1"/>
+      <w:numFmt w:val="lowerLetter"/>
+      <w:lvlText w:val="%8)"/>
+      <w:lvlJc w:val="left"/>
+      <w:pPr>
+        <w:ind w:left="3520" w:hanging="440"/>
+      </w:pPr>
+    </w:lvl>
+    <w:lvl w:ilvl="8" w:tplc="0409001B" w:tentative="1">
+      <w:start w:val="1"/>
+      <w:numFmt w:val="lowerRoman"/>
+      <w:lvlText w:val="%9."/>
+      <w:lvlJc w:val="right"/>
+      <w:pPr>
+        <w:ind w:left="3960" w:hanging="440"/>
+      </w:pPr>
+    </w:lvl>
+  </w:abstractNum>
+  <w:num w:numId="1" w16cid:durableId="1689720324">
+    <w:abstractNumId w:val="1"/>
+  </w:num>
+  <w:num w:numId="2" w16cid:durableId="949896512">
+    <w:abstractNumId w:val="0"/>
+  </w:num>
+</w:numbering>
 </file>
 
 <file path=word/styles.xml><?xml version="1.0" encoding="utf-8"?>
